--- a/NIKOL_PROYECTO_DE_VINCULACION.docx
+++ b/NIKOL_PROYECTO_DE_VINCULACION.docx
@@ -141,21 +141,7 @@
           <w:rFonts w:cs="Times New Roman"/>
           <w:b/>
         </w:rPr>
-        <w:t xml:space="preserve">PROYECTO DE </w:t>
-      </w:r>
-      <w:r>
-        <w:rPr>
-          <w:rFonts w:cs="Times New Roman"/>
-          <w:b/>
-        </w:rPr>
-        <w:t>VINCULACIÓN</w:t>
-      </w:r>
-      <w:r>
-        <w:rPr>
-          <w:rFonts w:cs="Times New Roman"/>
-          <w:b/>
-        </w:rPr>
-        <w:t xml:space="preserve"> CON LA SOCIEDAD</w:t>
+        <w:t xml:space="preserve">PROYECTO DE VINCULACIÓN CON LA SOCIEDAD</w:t>
       </w:r>
     </w:p>
     <w:p>
@@ -225,13 +211,7 @@
         <w:rPr>
           <w:rFonts w:cs="Times New Roman"/>
         </w:rPr>
-        <w:t>Talleres de manejo de emociones y resolución pacífica de conflictos con los estudiantes de Cuarto Año de Básica</w:t>
-      </w:r>
-      <w:r>
-        <w:rPr>
-          <w:rFonts w:cs="Times New Roman"/>
-        </w:rPr>
-        <w:t xml:space="preserve"> Néstor Barahona Grueso.</w:t>
+        <w:t xml:space="preserve">Talleres de manejo de emociones y resolución pacífica de conflictos con los estudiantes de Cuarto Año de Básica Néstor Barahona Grueso.</w:t>
       </w:r>
     </w:p>
     <w:p>
@@ -257,65 +237,37 @@
           <w:rFonts w:cs="Times New Roman"/>
           <w:b/>
         </w:rPr>
-        <w:t>Autor</w:t>
+        <w:t>Autora:</w:t>
+      </w:r>
+      <w:r>
+        <w:rPr>
+          <w:rFonts w:cs="Times New Roman"/>
+        </w:rPr>
+        <w:t xml:space="preserve"> </w:t>
       </w:r>
       <w:r>
         <w:rPr>
           <w:rFonts w:cs="Times New Roman"/>
           <w:b/>
         </w:rPr>
-        <w:t>a</w:t>
-      </w:r>
-      <w:r>
+        <w:t>Nickol Alejandra Castillo Caicedo</w:t>
+      </w:r>
+    </w:p>
+    <w:p>
+      <w:pPr>
+        <w:ind w:firstLine="0"/>
+        <w:jc w:val="center"/>
         <w:rPr>
           <w:rFonts w:cs="Times New Roman"/>
           <w:b/>
         </w:rPr>
-        <w:t>:</w:t>
-      </w:r>
-      <w:r>
-        <w:rPr>
-          <w:rFonts w:cs="Times New Roman"/>
-        </w:rPr>
-        <w:t xml:space="preserve"> </w:t>
-      </w:r>
+      </w:pPr>
       <w:r>
         <w:rPr>
           <w:rFonts w:cs="Times New Roman"/>
           <w:b/>
         </w:rPr>
-        <w:t>Nickol Alejandra Castillo Caicedo</w:t>
-      </w:r>
-    </w:p>
-    <w:p>
-      <w:pPr>
-        <w:ind w:firstLine="0"/>
-        <w:jc w:val="center"/>
-        <w:rPr>
-          <w:rFonts w:cs="Times New Roman"/>
-          <w:b/>
-        </w:rPr>
-      </w:pPr>
-      <w:r>
-        <w:rPr>
-          <w:rFonts w:cs="Times New Roman"/>
-          <w:b/>
-        </w:rPr>
-        <w:t>Director</w:t>
-      </w:r>
-      <w:r>
-        <w:rPr>
-          <w:rFonts w:cs="Times New Roman"/>
-          <w:b/>
-        </w:rPr>
-        <w:t>a</w:t>
-      </w:r>
-      <w:r>
-        <w:rPr>
-          <w:rFonts w:cs="Times New Roman"/>
-          <w:b/>
-        </w:rPr>
-        <w:t xml:space="preserve">: </w:t>
+        <w:t xml:space="preserve">Directora: </w:t>
       </w:r>
     </w:p>
     <w:p>
@@ -454,11 +406,7 @@
           </w:pPr>
           <w:r>
             <w:fldChar w:fldCharType="begin"/>
-          </w:r>
-          <w:r>
             <w:instrText xml:space="preserve"> TOC \o "1-3" \h \z \u </w:instrText>
-          </w:r>
-          <w:r>
             <w:fldChar w:fldCharType="separate"/>
           </w:r>
           <w:hyperlink w:anchor="_Toc240259435" w:history="1">
@@ -475,46 +423,10 @@
                 <w:webHidden/>
               </w:rPr>
               <w:tab/>
-            </w:r>
-            <w:r>
-              <w:rPr>
-                <w:noProof/>
-                <w:webHidden/>
-              </w:rPr>
               <w:fldChar w:fldCharType="begin"/>
-            </w:r>
-            <w:r>
-              <w:rPr>
-                <w:noProof/>
-                <w:webHidden/>
-              </w:rPr>
               <w:instrText xml:space="preserve"> PAGEREF _Toc240259435 \h </w:instrText>
-            </w:r>
-            <w:r>
-              <w:rPr>
-                <w:noProof/>
-                <w:webHidden/>
-              </w:rPr>
-            </w:r>
-            <w:r>
-              <w:rPr>
-                <w:noProof/>
-                <w:webHidden/>
-              </w:rPr>
               <w:fldChar w:fldCharType="separate"/>
-            </w:r>
-            <w:r>
-              <w:rPr>
-                <w:noProof/>
-                <w:webHidden/>
-              </w:rPr>
               <w:t>3</w:t>
-            </w:r>
-            <w:r>
-              <w:rPr>
-                <w:noProof/>
-                <w:webHidden/>
-              </w:rPr>
               <w:fldChar w:fldCharType="end"/>
             </w:r>
           </w:hyperlink>
@@ -539,40 +451,10 @@
                 <w:webHidden/>
               </w:rPr>
               <w:tab/>
-            </w:r>
-            <w:r>
-              <w:rPr>
-                <w:webHidden/>
-              </w:rPr>
               <w:fldChar w:fldCharType="begin"/>
-            </w:r>
-            <w:r>
-              <w:rPr>
-                <w:webHidden/>
-              </w:rPr>
               <w:instrText xml:space="preserve"> PAGEREF _Toc240259436 \h </w:instrText>
-            </w:r>
-            <w:r>
-              <w:rPr>
-                <w:webHidden/>
-              </w:rPr>
-            </w:r>
-            <w:r>
-              <w:rPr>
-                <w:webHidden/>
-              </w:rPr>
               <w:fldChar w:fldCharType="separate"/>
-            </w:r>
-            <w:r>
-              <w:rPr>
-                <w:webHidden/>
-              </w:rPr>
               <w:t>4</w:t>
-            </w:r>
-            <w:r>
-              <w:rPr>
-                <w:webHidden/>
-              </w:rPr>
               <w:fldChar w:fldCharType="end"/>
             </w:r>
           </w:hyperlink>
@@ -600,46 +482,10 @@
                 <w:webHidden/>
               </w:rPr>
               <w:tab/>
-            </w:r>
-            <w:r>
-              <w:rPr>
-                <w:noProof/>
-                <w:webHidden/>
-              </w:rPr>
               <w:fldChar w:fldCharType="begin"/>
-            </w:r>
-            <w:r>
-              <w:rPr>
-                <w:noProof/>
-                <w:webHidden/>
-              </w:rPr>
               <w:instrText xml:space="preserve"> PAGEREF _Toc240259437 \h </w:instrText>
-            </w:r>
-            <w:r>
-              <w:rPr>
-                <w:noProof/>
-                <w:webHidden/>
-              </w:rPr>
-            </w:r>
-            <w:r>
-              <w:rPr>
-                <w:noProof/>
-                <w:webHidden/>
-              </w:rPr>
               <w:fldChar w:fldCharType="separate"/>
-            </w:r>
-            <w:r>
-              <w:rPr>
-                <w:noProof/>
-                <w:webHidden/>
-              </w:rPr>
               <w:t>4</w:t>
-            </w:r>
-            <w:r>
-              <w:rPr>
-                <w:noProof/>
-                <w:webHidden/>
-              </w:rPr>
               <w:fldChar w:fldCharType="end"/>
             </w:r>
           </w:hyperlink>
@@ -667,46 +513,10 @@
                 <w:webHidden/>
               </w:rPr>
               <w:tab/>
-            </w:r>
-            <w:r>
-              <w:rPr>
-                <w:noProof/>
-                <w:webHidden/>
-              </w:rPr>
               <w:fldChar w:fldCharType="begin"/>
-            </w:r>
-            <w:r>
-              <w:rPr>
-                <w:noProof/>
-                <w:webHidden/>
-              </w:rPr>
               <w:instrText xml:space="preserve"> PAGEREF _Toc240259438 \h </w:instrText>
-            </w:r>
-            <w:r>
-              <w:rPr>
-                <w:noProof/>
-                <w:webHidden/>
-              </w:rPr>
-            </w:r>
-            <w:r>
-              <w:rPr>
-                <w:noProof/>
-                <w:webHidden/>
-              </w:rPr>
               <w:fldChar w:fldCharType="separate"/>
-            </w:r>
-            <w:r>
-              <w:rPr>
-                <w:noProof/>
-                <w:webHidden/>
-              </w:rPr>
               <w:t>5</w:t>
-            </w:r>
-            <w:r>
-              <w:rPr>
-                <w:noProof/>
-                <w:webHidden/>
-              </w:rPr>
               <w:fldChar w:fldCharType="end"/>
             </w:r>
           </w:hyperlink>
@@ -734,46 +544,10 @@
                 <w:webHidden/>
               </w:rPr>
               <w:tab/>
-            </w:r>
-            <w:r>
-              <w:rPr>
-                <w:noProof/>
-                <w:webHidden/>
-              </w:rPr>
               <w:fldChar w:fldCharType="begin"/>
-            </w:r>
-            <w:r>
-              <w:rPr>
-                <w:noProof/>
-                <w:webHidden/>
-              </w:rPr>
               <w:instrText xml:space="preserve"> PAGEREF _Toc240259439 \h </w:instrText>
-            </w:r>
-            <w:r>
-              <w:rPr>
-                <w:noProof/>
-                <w:webHidden/>
-              </w:rPr>
-            </w:r>
-            <w:r>
-              <w:rPr>
-                <w:noProof/>
-                <w:webHidden/>
-              </w:rPr>
               <w:fldChar w:fldCharType="separate"/>
-            </w:r>
-            <w:r>
-              <w:rPr>
-                <w:noProof/>
-                <w:webHidden/>
-              </w:rPr>
               <w:t>6</w:t>
-            </w:r>
-            <w:r>
-              <w:rPr>
-                <w:noProof/>
-                <w:webHidden/>
-              </w:rPr>
               <w:fldChar w:fldCharType="end"/>
             </w:r>
           </w:hyperlink>
@@ -798,40 +572,10 @@
                 <w:webHidden/>
               </w:rPr>
               <w:tab/>
-            </w:r>
-            <w:r>
-              <w:rPr>
-                <w:webHidden/>
-              </w:rPr>
               <w:fldChar w:fldCharType="begin"/>
-            </w:r>
-            <w:r>
-              <w:rPr>
-                <w:webHidden/>
-              </w:rPr>
               <w:instrText xml:space="preserve"> PAGEREF _Toc240259440 \h </w:instrText>
-            </w:r>
-            <w:r>
-              <w:rPr>
-                <w:webHidden/>
-              </w:rPr>
-            </w:r>
-            <w:r>
-              <w:rPr>
-                <w:webHidden/>
-              </w:rPr>
               <w:fldChar w:fldCharType="separate"/>
-            </w:r>
-            <w:r>
-              <w:rPr>
-                <w:webHidden/>
-              </w:rPr>
               <w:t>6</w:t>
-            </w:r>
-            <w:r>
-              <w:rPr>
-                <w:webHidden/>
-              </w:rPr>
               <w:fldChar w:fldCharType="end"/>
             </w:r>
           </w:hyperlink>
@@ -856,40 +600,10 @@
                 <w:webHidden/>
               </w:rPr>
               <w:tab/>
-            </w:r>
-            <w:r>
-              <w:rPr>
-                <w:webHidden/>
-              </w:rPr>
               <w:fldChar w:fldCharType="begin"/>
-            </w:r>
-            <w:r>
-              <w:rPr>
-                <w:webHidden/>
-              </w:rPr>
               <w:instrText xml:space="preserve"> PAGEREF _Toc240259441 \h </w:instrText>
-            </w:r>
-            <w:r>
-              <w:rPr>
-                <w:webHidden/>
-              </w:rPr>
-            </w:r>
-            <w:r>
-              <w:rPr>
-                <w:webHidden/>
-              </w:rPr>
               <w:fldChar w:fldCharType="separate"/>
-            </w:r>
-            <w:r>
-              <w:rPr>
-                <w:webHidden/>
-              </w:rPr>
               <w:t>6</w:t>
-            </w:r>
-            <w:r>
-              <w:rPr>
-                <w:webHidden/>
-              </w:rPr>
               <w:fldChar w:fldCharType="end"/>
             </w:r>
           </w:hyperlink>
@@ -917,46 +631,10 @@
                 <w:webHidden/>
               </w:rPr>
               <w:tab/>
-            </w:r>
-            <w:r>
-              <w:rPr>
-                <w:noProof/>
-                <w:webHidden/>
-              </w:rPr>
               <w:fldChar w:fldCharType="begin"/>
-            </w:r>
-            <w:r>
-              <w:rPr>
-                <w:noProof/>
-                <w:webHidden/>
-              </w:rPr>
               <w:instrText xml:space="preserve"> PAGEREF _Toc240259442 \h </w:instrText>
-            </w:r>
-            <w:r>
-              <w:rPr>
-                <w:noProof/>
-                <w:webHidden/>
-              </w:rPr>
-            </w:r>
-            <w:r>
-              <w:rPr>
-                <w:noProof/>
-                <w:webHidden/>
-              </w:rPr>
               <w:fldChar w:fldCharType="separate"/>
-            </w:r>
-            <w:r>
-              <w:rPr>
-                <w:noProof/>
-                <w:webHidden/>
-              </w:rPr>
               <w:t>6</w:t>
-            </w:r>
-            <w:r>
-              <w:rPr>
-                <w:noProof/>
-                <w:webHidden/>
-              </w:rPr>
               <w:fldChar w:fldCharType="end"/>
             </w:r>
           </w:hyperlink>
@@ -981,40 +659,10 @@
                 <w:webHidden/>
               </w:rPr>
               <w:tab/>
-            </w:r>
-            <w:r>
-              <w:rPr>
-                <w:webHidden/>
-              </w:rPr>
               <w:fldChar w:fldCharType="begin"/>
-            </w:r>
-            <w:r>
-              <w:rPr>
-                <w:webHidden/>
-              </w:rPr>
               <w:instrText xml:space="preserve"> PAGEREF _Toc240259443 \h </w:instrText>
-            </w:r>
-            <w:r>
-              <w:rPr>
-                <w:webHidden/>
-              </w:rPr>
-            </w:r>
-            <w:r>
-              <w:rPr>
-                <w:webHidden/>
-              </w:rPr>
               <w:fldChar w:fldCharType="separate"/>
-            </w:r>
-            <w:r>
-              <w:rPr>
-                <w:webHidden/>
-              </w:rPr>
               <w:t>6</w:t>
-            </w:r>
-            <w:r>
-              <w:rPr>
-                <w:webHidden/>
-              </w:rPr>
               <w:fldChar w:fldCharType="end"/>
             </w:r>
           </w:hyperlink>
@@ -1039,40 +687,10 @@
                 <w:webHidden/>
               </w:rPr>
               <w:tab/>
-            </w:r>
-            <w:r>
-              <w:rPr>
-                <w:webHidden/>
-              </w:rPr>
               <w:fldChar w:fldCharType="begin"/>
-            </w:r>
-            <w:r>
-              <w:rPr>
-                <w:webHidden/>
-              </w:rPr>
               <w:instrText xml:space="preserve"> PAGEREF _Toc240259444 \h </w:instrText>
-            </w:r>
-            <w:r>
-              <w:rPr>
-                <w:webHidden/>
-              </w:rPr>
-            </w:r>
-            <w:r>
-              <w:rPr>
-                <w:webHidden/>
-              </w:rPr>
               <w:fldChar w:fldCharType="separate"/>
-            </w:r>
-            <w:r>
-              <w:rPr>
-                <w:webHidden/>
-              </w:rPr>
               <w:t>7</w:t>
-            </w:r>
-            <w:r>
-              <w:rPr>
-                <w:webHidden/>
-              </w:rPr>
               <w:fldChar w:fldCharType="end"/>
             </w:r>
           </w:hyperlink>
@@ -1100,46 +718,10 @@
                 <w:webHidden/>
               </w:rPr>
               <w:tab/>
-            </w:r>
-            <w:r>
-              <w:rPr>
-                <w:noProof/>
-                <w:webHidden/>
-              </w:rPr>
               <w:fldChar w:fldCharType="begin"/>
-            </w:r>
-            <w:r>
-              <w:rPr>
-                <w:noProof/>
-                <w:webHidden/>
-              </w:rPr>
               <w:instrText xml:space="preserve"> PAGEREF _Toc240259445 \h </w:instrText>
-            </w:r>
-            <w:r>
-              <w:rPr>
-                <w:noProof/>
-                <w:webHidden/>
-              </w:rPr>
-            </w:r>
-            <w:r>
-              <w:rPr>
-                <w:noProof/>
-                <w:webHidden/>
-              </w:rPr>
               <w:fldChar w:fldCharType="separate"/>
-            </w:r>
-            <w:r>
-              <w:rPr>
-                <w:noProof/>
-                <w:webHidden/>
-              </w:rPr>
               <w:t>7</w:t>
-            </w:r>
-            <w:r>
-              <w:rPr>
-                <w:noProof/>
-                <w:webHidden/>
-              </w:rPr>
               <w:fldChar w:fldCharType="end"/>
             </w:r>
           </w:hyperlink>
@@ -1164,40 +746,10 @@
                 <w:webHidden/>
               </w:rPr>
               <w:tab/>
-            </w:r>
-            <w:r>
-              <w:rPr>
-                <w:webHidden/>
-              </w:rPr>
               <w:fldChar w:fldCharType="begin"/>
-            </w:r>
-            <w:r>
-              <w:rPr>
-                <w:webHidden/>
-              </w:rPr>
               <w:instrText xml:space="preserve"> PAGEREF _Toc240259446 \h </w:instrText>
-            </w:r>
-            <w:r>
-              <w:rPr>
-                <w:webHidden/>
-              </w:rPr>
-            </w:r>
-            <w:r>
-              <w:rPr>
-                <w:webHidden/>
-              </w:rPr>
               <w:fldChar w:fldCharType="separate"/>
-            </w:r>
-            <w:r>
-              <w:rPr>
-                <w:webHidden/>
-              </w:rPr>
               <w:t>7</w:t>
-            </w:r>
-            <w:r>
-              <w:rPr>
-                <w:webHidden/>
-              </w:rPr>
               <w:fldChar w:fldCharType="end"/>
             </w:r>
           </w:hyperlink>
@@ -1222,40 +774,10 @@
                 <w:webHidden/>
               </w:rPr>
               <w:tab/>
-            </w:r>
-            <w:r>
-              <w:rPr>
-                <w:webHidden/>
-              </w:rPr>
               <w:fldChar w:fldCharType="begin"/>
-            </w:r>
-            <w:r>
-              <w:rPr>
-                <w:webHidden/>
-              </w:rPr>
               <w:instrText xml:space="preserve"> PAGEREF _Toc240259447 \h </w:instrText>
-            </w:r>
-            <w:r>
-              <w:rPr>
-                <w:webHidden/>
-              </w:rPr>
-            </w:r>
-            <w:r>
-              <w:rPr>
-                <w:webHidden/>
-              </w:rPr>
               <w:fldChar w:fldCharType="separate"/>
-            </w:r>
-            <w:r>
-              <w:rPr>
-                <w:webHidden/>
-              </w:rPr>
               <w:t>7</w:t>
-            </w:r>
-            <w:r>
-              <w:rPr>
-                <w:webHidden/>
-              </w:rPr>
               <w:fldChar w:fldCharType="end"/>
             </w:r>
           </w:hyperlink>
@@ -1280,40 +802,10 @@
                 <w:webHidden/>
               </w:rPr>
               <w:tab/>
-            </w:r>
-            <w:r>
-              <w:rPr>
-                <w:webHidden/>
-              </w:rPr>
               <w:fldChar w:fldCharType="begin"/>
-            </w:r>
-            <w:r>
-              <w:rPr>
-                <w:webHidden/>
-              </w:rPr>
               <w:instrText xml:space="preserve"> PAGEREF _Toc240259448 \h </w:instrText>
-            </w:r>
-            <w:r>
-              <w:rPr>
-                <w:webHidden/>
-              </w:rPr>
-            </w:r>
-            <w:r>
-              <w:rPr>
-                <w:webHidden/>
-              </w:rPr>
               <w:fldChar w:fldCharType="separate"/>
-            </w:r>
-            <w:r>
-              <w:rPr>
-                <w:webHidden/>
-              </w:rPr>
               <w:t>7</w:t>
-            </w:r>
-            <w:r>
-              <w:rPr>
-                <w:webHidden/>
-              </w:rPr>
               <w:fldChar w:fldCharType="end"/>
             </w:r>
           </w:hyperlink>
@@ -1338,40 +830,10 @@
                 <w:webHidden/>
               </w:rPr>
               <w:tab/>
-            </w:r>
-            <w:r>
-              <w:rPr>
-                <w:webHidden/>
-              </w:rPr>
               <w:fldChar w:fldCharType="begin"/>
-            </w:r>
-            <w:r>
-              <w:rPr>
-                <w:webHidden/>
-              </w:rPr>
               <w:instrText xml:space="preserve"> PAGEREF _Toc240259449 \h </w:instrText>
-            </w:r>
-            <w:r>
-              <w:rPr>
-                <w:webHidden/>
-              </w:rPr>
-            </w:r>
-            <w:r>
-              <w:rPr>
-                <w:webHidden/>
-              </w:rPr>
               <w:fldChar w:fldCharType="separate"/>
-            </w:r>
-            <w:r>
-              <w:rPr>
-                <w:webHidden/>
-              </w:rPr>
               <w:t>8</w:t>
-            </w:r>
-            <w:r>
-              <w:rPr>
-                <w:webHidden/>
-              </w:rPr>
               <w:fldChar w:fldCharType="end"/>
             </w:r>
           </w:hyperlink>
@@ -1396,40 +858,10 @@
                 <w:webHidden/>
               </w:rPr>
               <w:tab/>
-            </w:r>
-            <w:r>
-              <w:rPr>
-                <w:webHidden/>
-              </w:rPr>
               <w:fldChar w:fldCharType="begin"/>
-            </w:r>
-            <w:r>
-              <w:rPr>
-                <w:webHidden/>
-              </w:rPr>
               <w:instrText xml:space="preserve"> PAGEREF _Toc240259450 \h </w:instrText>
-            </w:r>
-            <w:r>
-              <w:rPr>
-                <w:webHidden/>
-              </w:rPr>
-            </w:r>
-            <w:r>
-              <w:rPr>
-                <w:webHidden/>
-              </w:rPr>
               <w:fldChar w:fldCharType="separate"/>
-            </w:r>
-            <w:r>
-              <w:rPr>
-                <w:webHidden/>
-              </w:rPr>
               <w:t>8</w:t>
-            </w:r>
-            <w:r>
-              <w:rPr>
-                <w:webHidden/>
-              </w:rPr>
               <w:fldChar w:fldCharType="end"/>
             </w:r>
           </w:hyperlink>
@@ -1457,46 +889,10 @@
                 <w:webHidden/>
               </w:rPr>
               <w:tab/>
-            </w:r>
-            <w:r>
-              <w:rPr>
-                <w:noProof/>
-                <w:webHidden/>
-              </w:rPr>
               <w:fldChar w:fldCharType="begin"/>
-            </w:r>
-            <w:r>
-              <w:rPr>
-                <w:noProof/>
-                <w:webHidden/>
-              </w:rPr>
               <w:instrText xml:space="preserve"> PAGEREF _Toc240259451 \h </w:instrText>
-            </w:r>
-            <w:r>
-              <w:rPr>
-                <w:noProof/>
-                <w:webHidden/>
-              </w:rPr>
-            </w:r>
-            <w:r>
-              <w:rPr>
-                <w:noProof/>
-                <w:webHidden/>
-              </w:rPr>
               <w:fldChar w:fldCharType="separate"/>
-            </w:r>
-            <w:r>
-              <w:rPr>
-                <w:noProof/>
-                <w:webHidden/>
-              </w:rPr>
               <w:t>8</w:t>
-            </w:r>
-            <w:r>
-              <w:rPr>
-                <w:noProof/>
-                <w:webHidden/>
-              </w:rPr>
               <w:fldChar w:fldCharType="end"/>
             </w:r>
           </w:hyperlink>
@@ -1521,40 +917,10 @@
                 <w:webHidden/>
               </w:rPr>
               <w:tab/>
-            </w:r>
-            <w:r>
-              <w:rPr>
-                <w:webHidden/>
-              </w:rPr>
               <w:fldChar w:fldCharType="begin"/>
-            </w:r>
-            <w:r>
-              <w:rPr>
-                <w:webHidden/>
-              </w:rPr>
               <w:instrText xml:space="preserve"> PAGEREF _Toc240259452 \h </w:instrText>
-            </w:r>
-            <w:r>
-              <w:rPr>
-                <w:webHidden/>
-              </w:rPr>
-            </w:r>
-            <w:r>
-              <w:rPr>
-                <w:webHidden/>
-              </w:rPr>
               <w:fldChar w:fldCharType="separate"/>
-            </w:r>
-            <w:r>
-              <w:rPr>
-                <w:webHidden/>
-              </w:rPr>
               <w:t>8</w:t>
-            </w:r>
-            <w:r>
-              <w:rPr>
-                <w:webHidden/>
-              </w:rPr>
               <w:fldChar w:fldCharType="end"/>
             </w:r>
           </w:hyperlink>
@@ -1579,40 +945,10 @@
                 <w:webHidden/>
               </w:rPr>
               <w:tab/>
-            </w:r>
-            <w:r>
-              <w:rPr>
-                <w:webHidden/>
-              </w:rPr>
               <w:fldChar w:fldCharType="begin"/>
-            </w:r>
-            <w:r>
-              <w:rPr>
-                <w:webHidden/>
-              </w:rPr>
               <w:instrText xml:space="preserve"> PAGEREF _Toc240259453 \h </w:instrText>
-            </w:r>
-            <w:r>
-              <w:rPr>
-                <w:webHidden/>
-              </w:rPr>
-            </w:r>
-            <w:r>
-              <w:rPr>
-                <w:webHidden/>
-              </w:rPr>
               <w:fldChar w:fldCharType="separate"/>
-            </w:r>
-            <w:r>
-              <w:rPr>
-                <w:webHidden/>
-              </w:rPr>
               <w:t>8</w:t>
-            </w:r>
-            <w:r>
-              <w:rPr>
-                <w:webHidden/>
-              </w:rPr>
               <w:fldChar w:fldCharType="end"/>
             </w:r>
           </w:hyperlink>
@@ -1637,40 +973,10 @@
                 <w:webHidden/>
               </w:rPr>
               <w:tab/>
-            </w:r>
-            <w:r>
-              <w:rPr>
-                <w:webHidden/>
-              </w:rPr>
               <w:fldChar w:fldCharType="begin"/>
-            </w:r>
-            <w:r>
-              <w:rPr>
-                <w:webHidden/>
-              </w:rPr>
               <w:instrText xml:space="preserve"> PAGEREF _Toc240259454 \h </w:instrText>
-            </w:r>
-            <w:r>
-              <w:rPr>
-                <w:webHidden/>
-              </w:rPr>
-            </w:r>
-            <w:r>
-              <w:rPr>
-                <w:webHidden/>
-              </w:rPr>
               <w:fldChar w:fldCharType="separate"/>
-            </w:r>
-            <w:r>
-              <w:rPr>
-                <w:webHidden/>
-              </w:rPr>
               <w:t>9</w:t>
-            </w:r>
-            <w:r>
-              <w:rPr>
-                <w:webHidden/>
-              </w:rPr>
               <w:fldChar w:fldCharType="end"/>
             </w:r>
           </w:hyperlink>
@@ -1698,46 +1004,10 @@
                 <w:webHidden/>
               </w:rPr>
               <w:tab/>
-            </w:r>
-            <w:r>
-              <w:rPr>
-                <w:noProof/>
-                <w:webHidden/>
-              </w:rPr>
               <w:fldChar w:fldCharType="begin"/>
-            </w:r>
-            <w:r>
-              <w:rPr>
-                <w:noProof/>
-                <w:webHidden/>
-              </w:rPr>
               <w:instrText xml:space="preserve"> PAGEREF _Toc240259455 \h </w:instrText>
-            </w:r>
-            <w:r>
-              <w:rPr>
-                <w:noProof/>
-                <w:webHidden/>
-              </w:rPr>
-            </w:r>
-            <w:r>
-              <w:rPr>
-                <w:noProof/>
-                <w:webHidden/>
-              </w:rPr>
               <w:fldChar w:fldCharType="separate"/>
-            </w:r>
-            <w:r>
-              <w:rPr>
-                <w:noProof/>
-                <w:webHidden/>
-              </w:rPr>
               <w:t>9</w:t>
-            </w:r>
-            <w:r>
-              <w:rPr>
-                <w:noProof/>
-                <w:webHidden/>
-              </w:rPr>
               <w:fldChar w:fldCharType="end"/>
             </w:r>
           </w:hyperlink>
@@ -1765,46 +1035,10 @@
                 <w:webHidden/>
               </w:rPr>
               <w:tab/>
-            </w:r>
-            <w:r>
-              <w:rPr>
-                <w:noProof/>
-                <w:webHidden/>
-              </w:rPr>
               <w:fldChar w:fldCharType="begin"/>
-            </w:r>
-            <w:r>
-              <w:rPr>
-                <w:noProof/>
-                <w:webHidden/>
-              </w:rPr>
               <w:instrText xml:space="preserve"> PAGEREF _Toc240259456 \h </w:instrText>
-            </w:r>
-            <w:r>
-              <w:rPr>
-                <w:noProof/>
-                <w:webHidden/>
-              </w:rPr>
-            </w:r>
-            <w:r>
-              <w:rPr>
-                <w:noProof/>
-                <w:webHidden/>
-              </w:rPr>
               <w:fldChar w:fldCharType="separate"/>
-            </w:r>
-            <w:r>
-              <w:rPr>
-                <w:noProof/>
-                <w:webHidden/>
-              </w:rPr>
               <w:t>10</w:t>
-            </w:r>
-            <w:r>
-              <w:rPr>
-                <w:noProof/>
-                <w:webHidden/>
-              </w:rPr>
               <w:fldChar w:fldCharType="end"/>
             </w:r>
           </w:hyperlink>
@@ -1832,46 +1066,10 @@
                 <w:webHidden/>
               </w:rPr>
               <w:tab/>
-            </w:r>
-            <w:r>
-              <w:rPr>
-                <w:noProof/>
-                <w:webHidden/>
-              </w:rPr>
               <w:fldChar w:fldCharType="begin"/>
-            </w:r>
-            <w:r>
-              <w:rPr>
-                <w:noProof/>
-                <w:webHidden/>
-              </w:rPr>
               <w:instrText xml:space="preserve"> PAGEREF _Toc240259457 \h </w:instrText>
-            </w:r>
-            <w:r>
-              <w:rPr>
-                <w:noProof/>
-                <w:webHidden/>
-              </w:rPr>
-            </w:r>
-            <w:r>
-              <w:rPr>
-                <w:noProof/>
-                <w:webHidden/>
-              </w:rPr>
               <w:fldChar w:fldCharType="separate"/>
-            </w:r>
-            <w:r>
-              <w:rPr>
-                <w:noProof/>
-                <w:webHidden/>
-              </w:rPr>
               <w:t>10</w:t>
-            </w:r>
-            <w:r>
-              <w:rPr>
-                <w:noProof/>
-                <w:webHidden/>
-              </w:rPr>
               <w:fldChar w:fldCharType="end"/>
             </w:r>
           </w:hyperlink>
@@ -1899,46 +1097,10 @@
                 <w:webHidden/>
               </w:rPr>
               <w:tab/>
-            </w:r>
-            <w:r>
-              <w:rPr>
-                <w:noProof/>
-                <w:webHidden/>
-              </w:rPr>
               <w:fldChar w:fldCharType="begin"/>
-            </w:r>
-            <w:r>
-              <w:rPr>
-                <w:noProof/>
-                <w:webHidden/>
-              </w:rPr>
               <w:instrText xml:space="preserve"> PAGEREF _Toc240259458 \h </w:instrText>
-            </w:r>
-            <w:r>
-              <w:rPr>
-                <w:noProof/>
-                <w:webHidden/>
-              </w:rPr>
-            </w:r>
-            <w:r>
-              <w:rPr>
-                <w:noProof/>
-                <w:webHidden/>
-              </w:rPr>
               <w:fldChar w:fldCharType="separate"/>
-            </w:r>
-            <w:r>
-              <w:rPr>
-                <w:noProof/>
-                <w:webHidden/>
-              </w:rPr>
               <w:t>10</w:t>
-            </w:r>
-            <w:r>
-              <w:rPr>
-                <w:noProof/>
-                <w:webHidden/>
-              </w:rPr>
               <w:fldChar w:fldCharType="end"/>
             </w:r>
           </w:hyperlink>
@@ -1966,46 +1128,10 @@
                 <w:webHidden/>
               </w:rPr>
               <w:tab/>
-            </w:r>
-            <w:r>
-              <w:rPr>
-                <w:noProof/>
-                <w:webHidden/>
-              </w:rPr>
               <w:fldChar w:fldCharType="begin"/>
-            </w:r>
-            <w:r>
-              <w:rPr>
-                <w:noProof/>
-                <w:webHidden/>
-              </w:rPr>
               <w:instrText xml:space="preserve"> PAGEREF _Toc240259459 \h </w:instrText>
-            </w:r>
-            <w:r>
-              <w:rPr>
-                <w:noProof/>
-                <w:webHidden/>
-              </w:rPr>
-            </w:r>
-            <w:r>
-              <w:rPr>
-                <w:noProof/>
-                <w:webHidden/>
-              </w:rPr>
               <w:fldChar w:fldCharType="separate"/>
-            </w:r>
-            <w:r>
-              <w:rPr>
-                <w:noProof/>
-                <w:webHidden/>
-              </w:rPr>
               <w:t>11</w:t>
-            </w:r>
-            <w:r>
-              <w:rPr>
-                <w:noProof/>
-                <w:webHidden/>
-              </w:rPr>
               <w:fldChar w:fldCharType="end"/>
             </w:r>
           </w:hyperlink>
@@ -2033,46 +1159,10 @@
                 <w:webHidden/>
               </w:rPr>
               <w:tab/>
-            </w:r>
-            <w:r>
-              <w:rPr>
-                <w:noProof/>
-                <w:webHidden/>
-              </w:rPr>
               <w:fldChar w:fldCharType="begin"/>
-            </w:r>
-            <w:r>
-              <w:rPr>
-                <w:noProof/>
-                <w:webHidden/>
-              </w:rPr>
               <w:instrText xml:space="preserve"> PAGEREF _Toc240259460 \h </w:instrText>
-            </w:r>
-            <w:r>
-              <w:rPr>
-                <w:noProof/>
-                <w:webHidden/>
-              </w:rPr>
-            </w:r>
-            <w:r>
-              <w:rPr>
-                <w:noProof/>
-                <w:webHidden/>
-              </w:rPr>
               <w:fldChar w:fldCharType="separate"/>
-            </w:r>
-            <w:r>
-              <w:rPr>
-                <w:noProof/>
-                <w:webHidden/>
-              </w:rPr>
               <w:t>12</w:t>
-            </w:r>
-            <w:r>
-              <w:rPr>
-                <w:noProof/>
-                <w:webHidden/>
-              </w:rPr>
               <w:fldChar w:fldCharType="end"/>
             </w:r>
           </w:hyperlink>
@@ -2108,46 +1198,10 @@
                 <w:webHidden/>
               </w:rPr>
               <w:tab/>
-            </w:r>
-            <w:r>
-              <w:rPr>
-                <w:noProof/>
-                <w:webHidden/>
-              </w:rPr>
               <w:fldChar w:fldCharType="begin"/>
-            </w:r>
-            <w:r>
-              <w:rPr>
-                <w:noProof/>
-                <w:webHidden/>
-              </w:rPr>
               <w:instrText xml:space="preserve"> PAGEREF _Toc240259461 \h </w:instrText>
-            </w:r>
-            <w:r>
-              <w:rPr>
-                <w:noProof/>
-                <w:webHidden/>
-              </w:rPr>
-            </w:r>
-            <w:r>
-              <w:rPr>
-                <w:noProof/>
-                <w:webHidden/>
-              </w:rPr>
               <w:fldChar w:fldCharType="separate"/>
-            </w:r>
-            <w:r>
-              <w:rPr>
-                <w:noProof/>
-                <w:webHidden/>
-              </w:rPr>
               <w:t>12</w:t>
-            </w:r>
-            <w:r>
-              <w:rPr>
-                <w:noProof/>
-                <w:webHidden/>
-              </w:rPr>
               <w:fldChar w:fldCharType="end"/>
             </w:r>
           </w:hyperlink>
@@ -2175,46 +1229,10 @@
                 <w:webHidden/>
               </w:rPr>
               <w:tab/>
-            </w:r>
-            <w:r>
-              <w:rPr>
-                <w:noProof/>
-                <w:webHidden/>
-              </w:rPr>
               <w:fldChar w:fldCharType="begin"/>
-            </w:r>
-            <w:r>
-              <w:rPr>
-                <w:noProof/>
-                <w:webHidden/>
-              </w:rPr>
               <w:instrText xml:space="preserve"> PAGEREF _Toc240259462 \h </w:instrText>
-            </w:r>
-            <w:r>
-              <w:rPr>
-                <w:noProof/>
-                <w:webHidden/>
-              </w:rPr>
-            </w:r>
-            <w:r>
-              <w:rPr>
-                <w:noProof/>
-                <w:webHidden/>
-              </w:rPr>
               <w:fldChar w:fldCharType="separate"/>
-            </w:r>
-            <w:r>
-              <w:rPr>
-                <w:noProof/>
-                <w:webHidden/>
-              </w:rPr>
               <w:t>15</w:t>
-            </w:r>
-            <w:r>
-              <w:rPr>
-                <w:noProof/>
-                <w:webHidden/>
-              </w:rPr>
               <w:fldChar w:fldCharType="end"/>
             </w:r>
           </w:hyperlink>
@@ -2239,40 +1257,10 @@
                 <w:webHidden/>
               </w:rPr>
               <w:tab/>
-            </w:r>
-            <w:r>
-              <w:rPr>
-                <w:webHidden/>
-              </w:rPr>
               <w:fldChar w:fldCharType="begin"/>
-            </w:r>
-            <w:r>
-              <w:rPr>
-                <w:webHidden/>
-              </w:rPr>
               <w:instrText xml:space="preserve"> PAGEREF _Toc240259463 \h </w:instrText>
-            </w:r>
-            <w:r>
-              <w:rPr>
-                <w:webHidden/>
-              </w:rPr>
-            </w:r>
-            <w:r>
-              <w:rPr>
-                <w:webHidden/>
-              </w:rPr>
               <w:fldChar w:fldCharType="separate"/>
-            </w:r>
-            <w:r>
-              <w:rPr>
-                <w:webHidden/>
-              </w:rPr>
               <w:t>15</w:t>
-            </w:r>
-            <w:r>
-              <w:rPr>
-                <w:webHidden/>
-              </w:rPr>
               <w:fldChar w:fldCharType="end"/>
             </w:r>
           </w:hyperlink>
@@ -2297,40 +1285,10 @@
                 <w:webHidden/>
               </w:rPr>
               <w:tab/>
-            </w:r>
-            <w:r>
-              <w:rPr>
-                <w:webHidden/>
-              </w:rPr>
               <w:fldChar w:fldCharType="begin"/>
-            </w:r>
-            <w:r>
-              <w:rPr>
-                <w:webHidden/>
-              </w:rPr>
               <w:instrText xml:space="preserve"> PAGEREF _Toc240259464 \h </w:instrText>
-            </w:r>
-            <w:r>
-              <w:rPr>
-                <w:webHidden/>
-              </w:rPr>
-            </w:r>
-            <w:r>
-              <w:rPr>
-                <w:webHidden/>
-              </w:rPr>
               <w:fldChar w:fldCharType="separate"/>
-            </w:r>
-            <w:r>
-              <w:rPr>
-                <w:webHidden/>
-              </w:rPr>
               <w:t>19</w:t>
-            </w:r>
-            <w:r>
-              <w:rPr>
-                <w:webHidden/>
-              </w:rPr>
               <w:fldChar w:fldCharType="end"/>
             </w:r>
           </w:hyperlink>
@@ -2358,46 +1316,10 @@
                 <w:webHidden/>
               </w:rPr>
               <w:tab/>
-            </w:r>
-            <w:r>
-              <w:rPr>
-                <w:noProof/>
-                <w:webHidden/>
-              </w:rPr>
               <w:fldChar w:fldCharType="begin"/>
-            </w:r>
-            <w:r>
-              <w:rPr>
-                <w:noProof/>
-                <w:webHidden/>
-              </w:rPr>
               <w:instrText xml:space="preserve"> PAGEREF _Toc240259465 \h </w:instrText>
-            </w:r>
-            <w:r>
-              <w:rPr>
-                <w:noProof/>
-                <w:webHidden/>
-              </w:rPr>
-            </w:r>
-            <w:r>
-              <w:rPr>
-                <w:noProof/>
-                <w:webHidden/>
-              </w:rPr>
               <w:fldChar w:fldCharType="separate"/>
-            </w:r>
-            <w:r>
-              <w:rPr>
-                <w:noProof/>
-                <w:webHidden/>
-              </w:rPr>
               <w:t>20</w:t>
-            </w:r>
-            <w:r>
-              <w:rPr>
-                <w:noProof/>
-                <w:webHidden/>
-              </w:rPr>
               <w:fldChar w:fldCharType="end"/>
             </w:r>
           </w:hyperlink>
@@ -2428,14 +1350,7 @@
           <w:b/>
           <w:bCs/>
         </w:rPr>
-        <w:t xml:space="preserve">Índice de </w:t>
-      </w:r>
-      <w:r>
-        <w:rPr>
-          <w:b/>
-          <w:bCs/>
-        </w:rPr>
-        <w:t>Figuras</w:t>
+        <w:t xml:space="preserve">Índice de Figuras</w:t>
       </w:r>
     </w:p>
     <w:p>
@@ -2452,11 +1367,7 @@
       </w:pPr>
       <w:r>
         <w:fldChar w:fldCharType="begin"/>
-      </w:r>
-      <w:r>
         <w:instrText xml:space="preserve"> TOC \h \z \c "Figura" </w:instrText>
-      </w:r>
-      <w:r>
         <w:fldChar w:fldCharType="separate"/>
       </w:r>
       <w:hyperlink w:anchor="_Toc240259617" w:history="1">
@@ -2482,46 +1393,10 @@
             <w:webHidden/>
           </w:rPr>
           <w:tab/>
-        </w:r>
-        <w:r>
-          <w:rPr>
-            <w:noProof/>
-            <w:webHidden/>
-          </w:rPr>
           <w:fldChar w:fldCharType="begin"/>
-        </w:r>
-        <w:r>
-          <w:rPr>
-            <w:noProof/>
-            <w:webHidden/>
-          </w:rPr>
           <w:instrText xml:space="preserve"> PAGEREF _Toc240259617 \h </w:instrText>
-        </w:r>
-        <w:r>
-          <w:rPr>
-            <w:noProof/>
-            <w:webHidden/>
-          </w:rPr>
-        </w:r>
-        <w:r>
-          <w:rPr>
-            <w:noProof/>
-            <w:webHidden/>
-          </w:rPr>
           <w:fldChar w:fldCharType="separate"/>
-        </w:r>
-        <w:r>
-          <w:rPr>
-            <w:noProof/>
-            <w:webHidden/>
-          </w:rPr>
           <w:t>17</w:t>
-        </w:r>
-        <w:r>
-          <w:rPr>
-            <w:noProof/>
-            <w:webHidden/>
-          </w:rPr>
           <w:fldChar w:fldCharType="end"/>
         </w:r>
       </w:hyperlink>
@@ -2561,46 +1436,10 @@
             <w:webHidden/>
           </w:rPr>
           <w:tab/>
-        </w:r>
-        <w:r>
-          <w:rPr>
-            <w:noProof/>
-            <w:webHidden/>
-          </w:rPr>
           <w:fldChar w:fldCharType="begin"/>
-        </w:r>
-        <w:r>
-          <w:rPr>
-            <w:noProof/>
-            <w:webHidden/>
-          </w:rPr>
           <w:instrText xml:space="preserve"> PAGEREF _Toc240259618 \h </w:instrText>
-        </w:r>
-        <w:r>
-          <w:rPr>
-            <w:noProof/>
-            <w:webHidden/>
-          </w:rPr>
-        </w:r>
-        <w:r>
-          <w:rPr>
-            <w:noProof/>
-            <w:webHidden/>
-          </w:rPr>
           <w:fldChar w:fldCharType="separate"/>
-        </w:r>
-        <w:r>
-          <w:rPr>
-            <w:noProof/>
-            <w:webHidden/>
-          </w:rPr>
           <w:t>17</w:t>
-        </w:r>
-        <w:r>
-          <w:rPr>
-            <w:noProof/>
-            <w:webHidden/>
-          </w:rPr>
           <w:fldChar w:fldCharType="end"/>
         </w:r>
       </w:hyperlink>
@@ -2640,46 +1479,10 @@
             <w:webHidden/>
           </w:rPr>
           <w:tab/>
-        </w:r>
-        <w:r>
-          <w:rPr>
-            <w:noProof/>
-            <w:webHidden/>
-          </w:rPr>
           <w:fldChar w:fldCharType="begin"/>
-        </w:r>
-        <w:r>
-          <w:rPr>
-            <w:noProof/>
-            <w:webHidden/>
-          </w:rPr>
           <w:instrText xml:space="preserve"> PAGEREF _Toc240259619 \h </w:instrText>
-        </w:r>
-        <w:r>
-          <w:rPr>
-            <w:noProof/>
-            <w:webHidden/>
-          </w:rPr>
-        </w:r>
-        <w:r>
-          <w:rPr>
-            <w:noProof/>
-            <w:webHidden/>
-          </w:rPr>
           <w:fldChar w:fldCharType="separate"/>
-        </w:r>
-        <w:r>
-          <w:rPr>
-            <w:noProof/>
-            <w:webHidden/>
-          </w:rPr>
           <w:t>17</w:t>
-        </w:r>
-        <w:r>
-          <w:rPr>
-            <w:noProof/>
-            <w:webHidden/>
-          </w:rPr>
           <w:fldChar w:fldCharType="end"/>
         </w:r>
       </w:hyperlink>
@@ -2719,46 +1522,10 @@
             <w:webHidden/>
           </w:rPr>
           <w:tab/>
-        </w:r>
-        <w:r>
-          <w:rPr>
-            <w:noProof/>
-            <w:webHidden/>
-          </w:rPr>
           <w:fldChar w:fldCharType="begin"/>
-        </w:r>
-        <w:r>
-          <w:rPr>
-            <w:noProof/>
-            <w:webHidden/>
-          </w:rPr>
           <w:instrText xml:space="preserve"> PAGEREF _Toc240259620 \h </w:instrText>
-        </w:r>
-        <w:r>
-          <w:rPr>
-            <w:noProof/>
-            <w:webHidden/>
-          </w:rPr>
-        </w:r>
-        <w:r>
-          <w:rPr>
-            <w:noProof/>
-            <w:webHidden/>
-          </w:rPr>
           <w:fldChar w:fldCharType="separate"/>
-        </w:r>
-        <w:r>
-          <w:rPr>
-            <w:noProof/>
-            <w:webHidden/>
-          </w:rPr>
           <w:t>17</w:t>
-        </w:r>
-        <w:r>
-          <w:rPr>
-            <w:noProof/>
-            <w:webHidden/>
-          </w:rPr>
           <w:fldChar w:fldCharType="end"/>
         </w:r>
       </w:hyperlink>
@@ -2798,46 +1565,10 @@
             <w:webHidden/>
           </w:rPr>
           <w:tab/>
-        </w:r>
-        <w:r>
-          <w:rPr>
-            <w:noProof/>
-            <w:webHidden/>
-          </w:rPr>
           <w:fldChar w:fldCharType="begin"/>
-        </w:r>
-        <w:r>
-          <w:rPr>
-            <w:noProof/>
-            <w:webHidden/>
-          </w:rPr>
           <w:instrText xml:space="preserve"> PAGEREF _Toc240259621 \h </w:instrText>
-        </w:r>
-        <w:r>
-          <w:rPr>
-            <w:noProof/>
-            <w:webHidden/>
-          </w:rPr>
-        </w:r>
-        <w:r>
-          <w:rPr>
-            <w:noProof/>
-            <w:webHidden/>
-          </w:rPr>
           <w:fldChar w:fldCharType="separate"/>
-        </w:r>
-        <w:r>
-          <w:rPr>
-            <w:noProof/>
-            <w:webHidden/>
-          </w:rPr>
           <w:t>18</w:t>
-        </w:r>
-        <w:r>
-          <w:rPr>
-            <w:noProof/>
-            <w:webHidden/>
-          </w:rPr>
           <w:fldChar w:fldCharType="end"/>
         </w:r>
       </w:hyperlink>
@@ -2877,46 +1608,10 @@
             <w:webHidden/>
           </w:rPr>
           <w:tab/>
-        </w:r>
-        <w:r>
-          <w:rPr>
-            <w:noProof/>
-            <w:webHidden/>
-          </w:rPr>
           <w:fldChar w:fldCharType="begin"/>
-        </w:r>
-        <w:r>
-          <w:rPr>
-            <w:noProof/>
-            <w:webHidden/>
-          </w:rPr>
           <w:instrText xml:space="preserve"> PAGEREF _Toc240259622 \h </w:instrText>
-        </w:r>
-        <w:r>
-          <w:rPr>
-            <w:noProof/>
-            <w:webHidden/>
-          </w:rPr>
-        </w:r>
-        <w:r>
-          <w:rPr>
-            <w:noProof/>
-            <w:webHidden/>
-          </w:rPr>
           <w:fldChar w:fldCharType="separate"/>
-        </w:r>
-        <w:r>
-          <w:rPr>
-            <w:noProof/>
-            <w:webHidden/>
-          </w:rPr>
           <w:t>18</w:t>
-        </w:r>
-        <w:r>
-          <w:rPr>
-            <w:noProof/>
-            <w:webHidden/>
-          </w:rPr>
           <w:fldChar w:fldCharType="end"/>
         </w:r>
       </w:hyperlink>
@@ -2963,46 +1658,10 @@
             <w:webHidden/>
           </w:rPr>
           <w:tab/>
-        </w:r>
-        <w:r>
-          <w:rPr>
-            <w:noProof/>
-            <w:webHidden/>
-          </w:rPr>
           <w:fldChar w:fldCharType="begin"/>
-        </w:r>
-        <w:r>
-          <w:rPr>
-            <w:noProof/>
-            <w:webHidden/>
-          </w:rPr>
           <w:instrText xml:space="preserve"> PAGEREF _Toc240259623 \h </w:instrText>
-        </w:r>
-        <w:r>
-          <w:rPr>
-            <w:noProof/>
-            <w:webHidden/>
-          </w:rPr>
-        </w:r>
-        <w:r>
-          <w:rPr>
-            <w:noProof/>
-            <w:webHidden/>
-          </w:rPr>
           <w:fldChar w:fldCharType="separate"/>
-        </w:r>
-        <w:r>
-          <w:rPr>
-            <w:noProof/>
-            <w:webHidden/>
-          </w:rPr>
           <w:t>18</w:t>
-        </w:r>
-        <w:r>
-          <w:rPr>
-            <w:noProof/>
-            <w:webHidden/>
-          </w:rPr>
           <w:fldChar w:fldCharType="end"/>
         </w:r>
       </w:hyperlink>
@@ -3042,46 +1701,10 @@
             <w:webHidden/>
           </w:rPr>
           <w:tab/>
-        </w:r>
-        <w:r>
-          <w:rPr>
-            <w:noProof/>
-            <w:webHidden/>
-          </w:rPr>
           <w:fldChar w:fldCharType="begin"/>
-        </w:r>
-        <w:r>
-          <w:rPr>
-            <w:noProof/>
-            <w:webHidden/>
-          </w:rPr>
           <w:instrText xml:space="preserve"> PAGEREF _Toc240259624 \h </w:instrText>
-        </w:r>
-        <w:r>
-          <w:rPr>
-            <w:noProof/>
-            <w:webHidden/>
-          </w:rPr>
-        </w:r>
-        <w:r>
-          <w:rPr>
-            <w:noProof/>
-            <w:webHidden/>
-          </w:rPr>
           <w:fldChar w:fldCharType="separate"/>
-        </w:r>
-        <w:r>
-          <w:rPr>
-            <w:noProof/>
-            <w:webHidden/>
-          </w:rPr>
           <w:t>18</w:t>
-        </w:r>
-        <w:r>
-          <w:rPr>
-            <w:noProof/>
-            <w:webHidden/>
-          </w:rPr>
           <w:fldChar w:fldCharType="end"/>
         </w:r>
       </w:hyperlink>
@@ -3121,46 +1744,10 @@
             <w:webHidden/>
           </w:rPr>
           <w:tab/>
-        </w:r>
-        <w:r>
-          <w:rPr>
-            <w:noProof/>
-            <w:webHidden/>
-          </w:rPr>
           <w:fldChar w:fldCharType="begin"/>
-        </w:r>
-        <w:r>
-          <w:rPr>
-            <w:noProof/>
-            <w:webHidden/>
-          </w:rPr>
           <w:instrText xml:space="preserve"> PAGEREF _Toc240259625 \h </w:instrText>
-        </w:r>
-        <w:r>
-          <w:rPr>
-            <w:noProof/>
-            <w:webHidden/>
-          </w:rPr>
-        </w:r>
-        <w:r>
-          <w:rPr>
-            <w:noProof/>
-            <w:webHidden/>
-          </w:rPr>
           <w:fldChar w:fldCharType="separate"/>
-        </w:r>
-        <w:r>
-          <w:rPr>
-            <w:noProof/>
-            <w:webHidden/>
-          </w:rPr>
           <w:t>19</w:t>
-        </w:r>
-        <w:r>
-          <w:rPr>
-            <w:noProof/>
-            <w:webHidden/>
-          </w:rPr>
           <w:fldChar w:fldCharType="end"/>
         </w:r>
       </w:hyperlink>
@@ -3200,46 +1787,10 @@
             <w:webHidden/>
           </w:rPr>
           <w:tab/>
-        </w:r>
-        <w:r>
-          <w:rPr>
-            <w:noProof/>
-            <w:webHidden/>
-          </w:rPr>
           <w:fldChar w:fldCharType="begin"/>
-        </w:r>
-        <w:r>
-          <w:rPr>
-            <w:noProof/>
-            <w:webHidden/>
-          </w:rPr>
           <w:instrText xml:space="preserve"> PAGEREF _Toc240259626 \h </w:instrText>
-        </w:r>
-        <w:r>
-          <w:rPr>
-            <w:noProof/>
-            <w:webHidden/>
-          </w:rPr>
-        </w:r>
-        <w:r>
-          <w:rPr>
-            <w:noProof/>
-            <w:webHidden/>
-          </w:rPr>
           <w:fldChar w:fldCharType="separate"/>
-        </w:r>
-        <w:r>
-          <w:rPr>
-            <w:noProof/>
-            <w:webHidden/>
-          </w:rPr>
           <w:t>19</w:t>
-        </w:r>
-        <w:r>
-          <w:rPr>
-            <w:noProof/>
-            <w:webHidden/>
-          </w:rPr>
           <w:fldChar w:fldCharType="end"/>
         </w:r>
       </w:hyperlink>
@@ -3279,46 +1830,10 @@
             <w:webHidden/>
           </w:rPr>
           <w:tab/>
-        </w:r>
-        <w:r>
-          <w:rPr>
-            <w:noProof/>
-            <w:webHidden/>
-          </w:rPr>
           <w:fldChar w:fldCharType="begin"/>
-        </w:r>
-        <w:r>
-          <w:rPr>
-            <w:noProof/>
-            <w:webHidden/>
-          </w:rPr>
           <w:instrText xml:space="preserve"> PAGEREF _Toc240259627 \h </w:instrText>
-        </w:r>
-        <w:r>
-          <w:rPr>
-            <w:noProof/>
-            <w:webHidden/>
-          </w:rPr>
-        </w:r>
-        <w:r>
-          <w:rPr>
-            <w:noProof/>
-            <w:webHidden/>
-          </w:rPr>
           <w:fldChar w:fldCharType="separate"/>
-        </w:r>
-        <w:r>
-          <w:rPr>
-            <w:noProof/>
-            <w:webHidden/>
-          </w:rPr>
           <w:t>19</w:t>
-        </w:r>
-        <w:r>
-          <w:rPr>
-            <w:noProof/>
-            <w:webHidden/>
-          </w:rPr>
           <w:fldChar w:fldCharType="end"/>
         </w:r>
       </w:hyperlink>
@@ -3358,46 +1873,10 @@
             <w:webHidden/>
           </w:rPr>
           <w:tab/>
-        </w:r>
-        <w:r>
-          <w:rPr>
-            <w:noProof/>
-            <w:webHidden/>
-          </w:rPr>
           <w:fldChar w:fldCharType="begin"/>
-        </w:r>
-        <w:r>
-          <w:rPr>
-            <w:noProof/>
-            <w:webHidden/>
-          </w:rPr>
           <w:instrText xml:space="preserve"> PAGEREF _Toc240259628 \h </w:instrText>
-        </w:r>
-        <w:r>
-          <w:rPr>
-            <w:noProof/>
-            <w:webHidden/>
-          </w:rPr>
-        </w:r>
-        <w:r>
-          <w:rPr>
-            <w:noProof/>
-            <w:webHidden/>
-          </w:rPr>
           <w:fldChar w:fldCharType="separate"/>
-        </w:r>
-        <w:r>
-          <w:rPr>
-            <w:noProof/>
-            <w:webHidden/>
-          </w:rPr>
           <w:t>19</w:t>
-        </w:r>
-        <w:r>
-          <w:rPr>
-            <w:noProof/>
-            <w:webHidden/>
-          </w:rPr>
           <w:fldChar w:fldCharType="end"/>
         </w:r>
       </w:hyperlink>
@@ -3437,46 +1916,10 @@
             <w:webHidden/>
           </w:rPr>
           <w:tab/>
-        </w:r>
-        <w:r>
-          <w:rPr>
-            <w:noProof/>
-            <w:webHidden/>
-          </w:rPr>
           <w:fldChar w:fldCharType="begin"/>
-        </w:r>
-        <w:r>
-          <w:rPr>
-            <w:noProof/>
-            <w:webHidden/>
-          </w:rPr>
           <w:instrText xml:space="preserve"> PAGEREF _Toc240259629 \h </w:instrText>
-        </w:r>
-        <w:r>
-          <w:rPr>
-            <w:noProof/>
-            <w:webHidden/>
-          </w:rPr>
-        </w:r>
-        <w:r>
-          <w:rPr>
-            <w:noProof/>
-            <w:webHidden/>
-          </w:rPr>
           <w:fldChar w:fldCharType="separate"/>
-        </w:r>
-        <w:r>
-          <w:rPr>
-            <w:noProof/>
-            <w:webHidden/>
-          </w:rPr>
           <w:t>20</w:t>
-        </w:r>
-        <w:r>
-          <w:rPr>
-            <w:noProof/>
-            <w:webHidden/>
-          </w:rPr>
           <w:fldChar w:fldCharType="end"/>
         </w:r>
       </w:hyperlink>
@@ -3516,46 +1959,10 @@
             <w:webHidden/>
           </w:rPr>
           <w:tab/>
-        </w:r>
-        <w:r>
-          <w:rPr>
-            <w:noProof/>
-            <w:webHidden/>
-          </w:rPr>
           <w:fldChar w:fldCharType="begin"/>
-        </w:r>
-        <w:r>
-          <w:rPr>
-            <w:noProof/>
-            <w:webHidden/>
-          </w:rPr>
           <w:instrText xml:space="preserve"> PAGEREF _Toc240259630 \h </w:instrText>
-        </w:r>
-        <w:r>
-          <w:rPr>
-            <w:noProof/>
-            <w:webHidden/>
-          </w:rPr>
-        </w:r>
-        <w:r>
-          <w:rPr>
-            <w:noProof/>
-            <w:webHidden/>
-          </w:rPr>
           <w:fldChar w:fldCharType="separate"/>
-        </w:r>
-        <w:r>
-          <w:rPr>
-            <w:noProof/>
-            <w:webHidden/>
-          </w:rPr>
           <w:t>20</w:t>
-        </w:r>
-        <w:r>
-          <w:rPr>
-            <w:noProof/>
-            <w:webHidden/>
-          </w:rPr>
           <w:fldChar w:fldCharType="end"/>
         </w:r>
       </w:hyperlink>
@@ -3595,46 +2002,10 @@
             <w:webHidden/>
           </w:rPr>
           <w:tab/>
-        </w:r>
-        <w:r>
-          <w:rPr>
-            <w:noProof/>
-            <w:webHidden/>
-          </w:rPr>
           <w:fldChar w:fldCharType="begin"/>
-        </w:r>
-        <w:r>
-          <w:rPr>
-            <w:noProof/>
-            <w:webHidden/>
-          </w:rPr>
           <w:instrText xml:space="preserve"> PAGEREF _Toc240259631 \h </w:instrText>
-        </w:r>
-        <w:r>
-          <w:rPr>
-            <w:noProof/>
-            <w:webHidden/>
-          </w:rPr>
-        </w:r>
-        <w:r>
-          <w:rPr>
-            <w:noProof/>
-            <w:webHidden/>
-          </w:rPr>
           <w:fldChar w:fldCharType="separate"/>
-        </w:r>
-        <w:r>
-          <w:rPr>
-            <w:noProof/>
-            <w:webHidden/>
-          </w:rPr>
           <w:t>20</w:t>
-        </w:r>
-        <w:r>
-          <w:rPr>
-            <w:noProof/>
-            <w:webHidden/>
-          </w:rPr>
           <w:fldChar w:fldCharType="end"/>
         </w:r>
       </w:hyperlink>
@@ -3674,46 +2045,10 @@
             <w:webHidden/>
           </w:rPr>
           <w:tab/>
-        </w:r>
-        <w:r>
-          <w:rPr>
-            <w:noProof/>
-            <w:webHidden/>
-          </w:rPr>
           <w:fldChar w:fldCharType="begin"/>
-        </w:r>
-        <w:r>
-          <w:rPr>
-            <w:noProof/>
-            <w:webHidden/>
-          </w:rPr>
           <w:instrText xml:space="preserve"> PAGEREF _Toc240259632 \h </w:instrText>
-        </w:r>
-        <w:r>
-          <w:rPr>
-            <w:noProof/>
-            <w:webHidden/>
-          </w:rPr>
-        </w:r>
-        <w:r>
-          <w:rPr>
-            <w:noProof/>
-            <w:webHidden/>
-          </w:rPr>
           <w:fldChar w:fldCharType="separate"/>
-        </w:r>
-        <w:r>
-          <w:rPr>
-            <w:noProof/>
-            <w:webHidden/>
-          </w:rPr>
           <w:t>20</w:t>
-        </w:r>
-        <w:r>
-          <w:rPr>
-            <w:noProof/>
-            <w:webHidden/>
-          </w:rPr>
           <w:fldChar w:fldCharType="end"/>
         </w:r>
       </w:hyperlink>
@@ -3753,46 +2088,10 @@
             <w:webHidden/>
           </w:rPr>
           <w:tab/>
-        </w:r>
-        <w:r>
-          <w:rPr>
-            <w:noProof/>
-            <w:webHidden/>
-          </w:rPr>
           <w:fldChar w:fldCharType="begin"/>
-        </w:r>
-        <w:r>
-          <w:rPr>
-            <w:noProof/>
-            <w:webHidden/>
-          </w:rPr>
           <w:instrText xml:space="preserve"> PAGEREF _Toc240259633 \h </w:instrText>
-        </w:r>
-        <w:r>
-          <w:rPr>
-            <w:noProof/>
-            <w:webHidden/>
-          </w:rPr>
-        </w:r>
-        <w:r>
-          <w:rPr>
-            <w:noProof/>
-            <w:webHidden/>
-          </w:rPr>
           <w:fldChar w:fldCharType="separate"/>
-        </w:r>
-        <w:r>
-          <w:rPr>
-            <w:noProof/>
-            <w:webHidden/>
-          </w:rPr>
           <w:t>21</w:t>
-        </w:r>
-        <w:r>
-          <w:rPr>
-            <w:noProof/>
-            <w:webHidden/>
-          </w:rPr>
           <w:fldChar w:fldCharType="end"/>
         </w:r>
       </w:hyperlink>
@@ -3832,46 +2131,10 @@
             <w:webHidden/>
           </w:rPr>
           <w:tab/>
-        </w:r>
-        <w:r>
-          <w:rPr>
-            <w:noProof/>
-            <w:webHidden/>
-          </w:rPr>
           <w:fldChar w:fldCharType="begin"/>
-        </w:r>
-        <w:r>
-          <w:rPr>
-            <w:noProof/>
-            <w:webHidden/>
-          </w:rPr>
           <w:instrText xml:space="preserve"> PAGEREF _Toc240259634 \h </w:instrText>
-        </w:r>
-        <w:r>
-          <w:rPr>
-            <w:noProof/>
-            <w:webHidden/>
-          </w:rPr>
-        </w:r>
-        <w:r>
-          <w:rPr>
-            <w:noProof/>
-            <w:webHidden/>
-          </w:rPr>
           <w:fldChar w:fldCharType="separate"/>
-        </w:r>
-        <w:r>
-          <w:rPr>
-            <w:noProof/>
-            <w:webHidden/>
-          </w:rPr>
           <w:t>21</w:t>
-        </w:r>
-        <w:r>
-          <w:rPr>
-            <w:noProof/>
-            <w:webHidden/>
-          </w:rPr>
           <w:fldChar w:fldCharType="end"/>
         </w:r>
       </w:hyperlink>
@@ -3911,46 +2174,10 @@
             <w:webHidden/>
           </w:rPr>
           <w:tab/>
-        </w:r>
-        <w:r>
-          <w:rPr>
-            <w:noProof/>
-            <w:webHidden/>
-          </w:rPr>
           <w:fldChar w:fldCharType="begin"/>
-        </w:r>
-        <w:r>
-          <w:rPr>
-            <w:noProof/>
-            <w:webHidden/>
-          </w:rPr>
           <w:instrText xml:space="preserve"> PAGEREF _Toc240259635 \h </w:instrText>
-        </w:r>
-        <w:r>
-          <w:rPr>
-            <w:noProof/>
-            <w:webHidden/>
-          </w:rPr>
-        </w:r>
-        <w:r>
-          <w:rPr>
-            <w:noProof/>
-            <w:webHidden/>
-          </w:rPr>
           <w:fldChar w:fldCharType="separate"/>
-        </w:r>
-        <w:r>
-          <w:rPr>
-            <w:noProof/>
-            <w:webHidden/>
-          </w:rPr>
           <w:t>21</w:t>
-        </w:r>
-        <w:r>
-          <w:rPr>
-            <w:noProof/>
-            <w:webHidden/>
-          </w:rPr>
           <w:fldChar w:fldCharType="end"/>
         </w:r>
       </w:hyperlink>
@@ -3977,14 +2204,7 @@
           <w:b/>
           <w:bCs/>
         </w:rPr>
-        <w:t xml:space="preserve">Índice de </w:t>
-      </w:r>
-      <w:r>
-        <w:rPr>
-          <w:b/>
-          <w:bCs/>
-        </w:rPr>
-        <w:t>Tablas</w:t>
+        <w:t xml:space="preserve">Índice de Tablas</w:t>
       </w:r>
     </w:p>
     <w:p>
@@ -4001,11 +2221,7 @@
       </w:pPr>
       <w:r>
         <w:fldChar w:fldCharType="begin"/>
-      </w:r>
-      <w:r>
         <w:instrText xml:space="preserve"> TOC \h \z \c "Tabla" </w:instrText>
-      </w:r>
-      <w:r>
         <w:fldChar w:fldCharType="separate"/>
       </w:r>
       <w:hyperlink w:anchor="_Toc240259636" w:history="1">
@@ -4031,46 +2247,10 @@
             <w:webHidden/>
           </w:rPr>
           <w:tab/>
-        </w:r>
-        <w:r>
-          <w:rPr>
-            <w:noProof/>
-            <w:webHidden/>
-          </w:rPr>
           <w:fldChar w:fldCharType="begin"/>
-        </w:r>
-        <w:r>
-          <w:rPr>
-            <w:noProof/>
-            <w:webHidden/>
-          </w:rPr>
           <w:instrText xml:space="preserve"> PAGEREF _Toc240259636 \h </w:instrText>
-        </w:r>
-        <w:r>
-          <w:rPr>
-            <w:noProof/>
-            <w:webHidden/>
-          </w:rPr>
-        </w:r>
-        <w:r>
-          <w:rPr>
-            <w:noProof/>
-            <w:webHidden/>
-          </w:rPr>
           <w:fldChar w:fldCharType="separate"/>
-        </w:r>
-        <w:r>
-          <w:rPr>
-            <w:noProof/>
-            <w:webHidden/>
-          </w:rPr>
           <w:t>10</w:t>
-        </w:r>
-        <w:r>
-          <w:rPr>
-            <w:noProof/>
-            <w:webHidden/>
-          </w:rPr>
           <w:fldChar w:fldCharType="end"/>
         </w:r>
       </w:hyperlink>
@@ -4110,46 +2290,10 @@
             <w:webHidden/>
           </w:rPr>
           <w:tab/>
-        </w:r>
-        <w:r>
-          <w:rPr>
-            <w:noProof/>
-            <w:webHidden/>
-          </w:rPr>
           <w:fldChar w:fldCharType="begin"/>
-        </w:r>
-        <w:r>
-          <w:rPr>
-            <w:noProof/>
-            <w:webHidden/>
-          </w:rPr>
           <w:instrText xml:space="preserve"> PAGEREF _Toc240259637 \h </w:instrText>
-        </w:r>
-        <w:r>
-          <w:rPr>
-            <w:noProof/>
-            <w:webHidden/>
-          </w:rPr>
-        </w:r>
-        <w:r>
-          <w:rPr>
-            <w:noProof/>
-            <w:webHidden/>
-          </w:rPr>
           <w:fldChar w:fldCharType="separate"/>
-        </w:r>
-        <w:r>
-          <w:rPr>
-            <w:noProof/>
-            <w:webHidden/>
-          </w:rPr>
           <w:t>11</w:t>
-        </w:r>
-        <w:r>
-          <w:rPr>
-            <w:noProof/>
-            <w:webHidden/>
-          </w:rPr>
           <w:fldChar w:fldCharType="end"/>
         </w:r>
       </w:hyperlink>
@@ -4186,24 +2330,14 @@
         <w:sdtContent>
           <w:r>
             <w:fldChar w:fldCharType="begin"/>
-          </w:r>
-          <w:r>
             <w:instrText xml:space="preserve"> CITATION EDe2e5f85f88594d70 </w:instrText>
-          </w:r>
-          <w:r>
             <w:fldChar w:fldCharType="separate"/>
           </w:r>
           <w:r>
             <w:rPr>
               <w:noProof/>
             </w:rPr>
-            <w:t xml:space="preserve"> </w:t>
-          </w:r>
-          <w:r>
-            <w:rPr>
-              <w:noProof/>
-            </w:rPr>
-            <w:t>(Redondo Marín, 2026)</w:t>
+            <w:t xml:space="preserve"> (Redondo Marín, 2026)</w:t>
           </w:r>
           <w:r>
             <w:fldChar w:fldCharType="end"/>
@@ -4211,10 +2345,7 @@
         </w:sdtContent>
       </w:sdt>
       <w:r>
-        <w:t>. En esta etapa escolar los niños fortalecen sus relaciones con sus compañeros y aprenden a enfrentar situaciones que pueden generarles desacuerdos, frustraciones o enojo</w:t>
-      </w:r>
-      <w:r>
-        <w:t xml:space="preserve"> </w:t>
+        <w:t xml:space="preserve">. En esta etapa escolar los niños fortalecen sus relaciones con sus compañeros y aprenden a enfrentar situaciones que pueden generarles desacuerdos, frustraciones o enojo </w:t>
       </w:r>
       <w:sdt>
         <w:sdtPr>
@@ -4224,11 +2355,7 @@
         <w:sdtContent>
           <w:r>
             <w:fldChar w:fldCharType="begin"/>
-          </w:r>
-          <w:r>
             <w:instrText xml:space="preserve"> CITATION ED9f8fecf0866e465e </w:instrText>
-          </w:r>
-          <w:r>
             <w:fldChar w:fldCharType="separate"/>
           </w:r>
           <w:r>
@@ -4248,10 +2375,7 @@
     </w:p>
     <w:p>
       <w:r>
-        <w:t>En cuarto año de básica general esta etapa resulta clave para el desarrollo socioemocional del niño y urge acompañarlo con herramientas que le permitan reconocer y expresar lo que siente</w:t>
-      </w:r>
-      <w:r>
-        <w:t xml:space="preserve"> </w:t>
+        <w:t xml:space="preserve">En cuarto año de básica general esta etapa resulta clave para el desarrollo socioemocional del niño y urge acompañarlo con herramientas que le permitan reconocer y expresar lo que siente </w:t>
       </w:r>
       <w:sdt>
         <w:sdtPr>
@@ -4261,11 +2385,7 @@
         <w:sdtContent>
           <w:r>
             <w:fldChar w:fldCharType="begin"/>
-          </w:r>
-          <w:r>
             <w:instrText xml:space="preserve"> CITATION Min25 \l 12298 </w:instrText>
-          </w:r>
-          <w:r>
             <w:fldChar w:fldCharType="separate"/>
           </w:r>
           <w:r>
@@ -4280,18 +2400,12 @@
         </w:sdtContent>
       </w:sdt>
       <w:r>
-        <w:t>. Desde la carrera de Educación Básica Intercultural Bilingüe del Instituto Superior Tecnológico Jatun Yachay Wasi este proyecto de vinculación se sitúa justamente en esa necesidad. El proyecto busca fortalecer la convivencia escolar y busca también un vínculo real entre la institución y la comunidad</w:t>
-      </w:r>
-      <w:r>
-        <w:t>.</w:t>
-      </w:r>
-    </w:p>
-    <w:p>
-      <w:r>
-        <w:t>En la Unidad Educativa Néstor Barahona Grueso varios estudiantes de cuarto año tienen dificultad para reconocer, expresar y controlar sus emociones, y esto se traduce en conflictos frecuentes entre compañeros que se agravan por la falta de comunicación y que en algunos casos llevan a conductas agresivas o de aislamiento en el aula. Estas discusiones frecuentes no son algo aislado, sino que muestran una carencia real en el manejo emocional de los niños</w:t>
-      </w:r>
-      <w:r>
-        <w:t xml:space="preserve"> </w:t>
+        <w:t>. Desde la carrera de Educación Básica Intercultural Bilingüe del Instituto Superior Tecnológico Jatun Yachay Wasi este proyecto de vinculación se sitúa justamente en esa necesidad. El proyecto busca fortalecer la convivencia escolar y busca también un vínculo real entre la institución y la comunidad.</w:t>
+      </w:r>
+    </w:p>
+    <w:p>
+      <w:r>
+        <w:t xml:space="preserve">En la Unidad Educativa Néstor Barahona Grueso varios estudiantes de cuarto año tienen dificultad para reconocer, expresar y controlar sus emociones, y esto se traduce en conflictos frecuentes entre compañeros que se agravan por la falta de comunicación y que en algunos casos llevan a conductas agresivas o de aislamiento en el aula. Estas discusiones frecuentes no son algo aislado, sino que muestran una carencia real en el manejo emocional de los niños </w:t>
       </w:r>
       <w:sdt>
         <w:sdtPr>
@@ -4301,11 +2415,7 @@
         <w:sdtContent>
           <w:r>
             <w:fldChar w:fldCharType="begin"/>
-          </w:r>
-          <w:r>
             <w:instrText xml:space="preserve"> CITATION EDad71d228c4d04fe6 </w:instrText>
-          </w:r>
-          <w:r>
             <w:fldChar w:fldCharType="separate"/>
           </w:r>
           <w:r>
@@ -4320,18 +2430,12 @@
         </w:sdtContent>
       </w:sdt>
       <w:r>
-        <w:t>. Estas situaciones afectan el ambiente del aula, cómo se sienten los estudiantes y cómo aprenden en clase, y complican la forma en que el grupo se relaciona y resuelve sus diferencias</w:t>
-      </w:r>
-      <w:r>
-        <w:t>.</w:t>
-      </w:r>
-    </w:p>
-    <w:p>
-      <w:r>
-        <w:t>En la práctica educativa el manejo de las emociones y la resolución de conflictos se trabajan mediante talleres participativos y actividades vivenciales que permiten a los docentes enseñar a los niños a identificar y expresar lo que sienten, y esto mejora la convivencia en el aula</w:t>
-      </w:r>
-      <w:r>
-        <w:t xml:space="preserve"> </w:t>
+        <w:t>. Estas situaciones afectan el ambiente del aula, cómo se sienten los estudiantes y cómo aprenden en clase, y complican la forma en que el grupo se relaciona y resuelve sus diferencias.</w:t>
+      </w:r>
+    </w:p>
+    <w:p>
+      <w:r>
+        <w:t xml:space="preserve">En la práctica educativa el manejo de las emociones y la resolución de conflictos se trabajan mediante talleres participativos y actividades vivenciales que permiten a los docentes enseñar a los niños a identificar y expresar lo que sienten, y esto mejora la convivencia en el aula </w:t>
       </w:r>
       <w:sdt>
         <w:sdtPr>
@@ -4341,11 +2445,7 @@
         <w:sdtContent>
           <w:r>
             <w:fldChar w:fldCharType="begin"/>
-          </w:r>
-          <w:r>
             <w:instrText xml:space="preserve"> CITATION ED0b166c2023b944fb </w:instrText>
-          </w:r>
-          <w:r>
             <w:fldChar w:fldCharType="separate"/>
           </w:r>
           <w:r>
@@ -4360,10 +2460,7 @@
         </w:sdtContent>
       </w:sdt>
       <w:r>
-        <w:t>. Estas estrategias promueven el respeto, el diálogo, la empatía y la resolución pacífica de los conflictos para tener un ambiente seguro, y por eso se ha vuelto común que las instituciones educativas incluyan este tipo de espacios en su labor diaria</w:t>
-      </w:r>
-      <w:r>
-        <w:t xml:space="preserve"> </w:t>
+        <w:t xml:space="preserve">. Estas estrategias promueven el respeto, el diálogo, la empatía y la resolución pacífica de los conflictos para tener un ambiente seguro, y por eso se ha vuelto común que las instituciones educativas incluyan este tipo de espacios en su labor diaria </w:t>
       </w:r>
       <w:sdt>
         <w:sdtPr>
@@ -4373,11 +2470,7 @@
         <w:sdtContent>
           <w:r>
             <w:fldChar w:fldCharType="begin"/>
-          </w:r>
-          <w:r>
             <w:instrText xml:space="preserve"> CITATION ED4ac7008946544f9a </w:instrText>
-          </w:r>
-          <w:r>
             <w:fldChar w:fldCharType="separate"/>
           </w:r>
           <w:r>
@@ -4392,30 +2485,19 @@
         </w:sdtContent>
       </w:sdt>
       <w:r>
-        <w:t>. Con esto se busca la integridad de los niños y un ambiente escolar más armonioso</w:t>
-      </w:r>
-      <w:r>
-        <w:t>.</w:t>
+        <w:t>. Con esto se busca la integridad de los niños y un ambiente escolar más armonioso.</w:t>
       </w:r>
     </w:p>
     <w:p>
       <w:r>
         <w:t xml:space="preserve">Aun con estas prácticas generales todavía falta un acompañamiento puntual para los estudiantes de cuarto año de la Unidad Educativa Néstor Barahona Grueso y para las </w:t>
-      </w:r>
-      <w:r>
         <w:lastRenderedPageBreak/>
-        <w:t>causas propias de sus conflictos. Las estrategias conocidas hablan de la convivencia escolar de manera amplia y no siempre consideran el contexto particular de esta institución, ni tampoco existe un espacio que identifique de cerca qué situaciones puntuales generan las discusiones y la poca tolerancia en el aula. Por eso es necesario intervenir directamente en esta realidad y no quedarse solo con estrategias generales, lo que deja sin resolver las necesidades reales de este grupo</w:t>
-      </w:r>
-      <w:r>
-        <w:t>.</w:t>
-      </w:r>
-    </w:p>
-    <w:p>
-      <w:r>
-        <w:t>Este proyecto de vinculación busca llenar ese vacío proponiendo talleres de manejo de emociones y resolución pacífica de conflictos para los estudiantes de cuarto año de la Unidad Educativa Néstor Barahona Grueso, atendiendo de forma directa las dificultades de este grupo en lugar de repetir fórmulas generales que no consideran su contexto. Con esto se espera que los estudiantes fortalezcan sus habilidades socioemocionales, mostrando más respeto, diálogo, empatía y trabajo en equipo dentro y fuera del aula. El proyecto también beneficia a la comunidad educativa al involucrar a docentes y estudiantes en esta labor, dando una respuesta concreta a un problema real y las herramientas que la institución necesita</w:t>
-      </w:r>
-      <w:r>
-        <w:t>.</w:t>
+        <w:t>causas propias de sus conflictos. Las estrategias conocidas hablan de la convivencia escolar de manera amplia y no siempre consideran el contexto particular de esta institución, ni tampoco existe un espacio que identifique de cerca qué situaciones puntuales generan las discusiones y la poca tolerancia en el aula. Por eso es necesario intervenir directamente en esta realidad y no quedarse solo con estrategias generales, lo que deja sin resolver las necesidades reales de este grupo.</w:t>
+      </w:r>
+    </w:p>
+    <w:p>
+      <w:r>
+        <w:t>Este proyecto de vinculación busca llenar ese vacío proponiendo talleres de manejo de emociones y resolución pacífica de conflictos para los estudiantes de cuarto año de la Unidad Educativa Néstor Barahona Grueso, atendiendo de forma directa las dificultades de este grupo en lugar de repetir fórmulas generales que no consideran su contexto. Con esto se espera que los estudiantes fortalezcan sus habilidades socioemocionales, mostrando más respeto, diálogo, empatía y trabajo en equipo dentro y fuera del aula. El proyecto también beneficia a la comunidad educativa al involucrar a docentes y estudiantes en esta labor, dando una respuesta concreta a un problema real y las herramientas que la institución necesita.</w:t>
       </w:r>
     </w:p>
     <w:p>
@@ -4440,66 +2522,43 @@
         <w:rPr>
           <w:rFonts w:cs="Times New Roman"/>
         </w:rPr>
-        <w:t>Talleres de manejo de emociones y resolución pacífica de conflictos con los estudiantes de Cuarto Año de Básica</w:t>
-      </w:r>
-      <w:r>
+        <w:t>Talleres de manejo de emociones y resolución pacífica de conflictos con los estudiantes de Cuarto Año de Básica.</w:t>
+      </w:r>
+    </w:p>
+    <w:p>
+      <w:pPr>
+        <w:pStyle w:val="Ttulo1"/>
+      </w:pPr>
+      <w:bookmarkStart w:id="3" w:name="_Toc240259437"/>
+      <w:r>
+        <w:t>Identificación del problema</w:t>
+      </w:r>
+      <w:bookmarkEnd w:id="3"/>
+    </w:p>
+    <w:p>
+      <w:pPr>
         <w:rPr>
           <w:rFonts w:cs="Times New Roman"/>
         </w:rPr>
-        <w:t>.</w:t>
-      </w:r>
-    </w:p>
-    <w:p>
-      <w:pPr>
-        <w:pStyle w:val="Ttulo1"/>
-      </w:pPr>
-      <w:bookmarkStart w:id="3" w:name="_Toc240259437"/>
-      <w:r>
-        <w:t>Identificación del problema</w:t>
-      </w:r>
-      <w:bookmarkEnd w:id="3"/>
-    </w:p>
-    <w:p>
-      <w:pPr>
+      </w:pPr>
+      <w:r>
         <w:rPr>
           <w:rFonts w:cs="Times New Roman"/>
         </w:rPr>
-      </w:pPr>
-      <w:r>
+        <w:t xml:space="preserve">Mediante talleres participativos y actividades educativas basadas en la promoción de la salud mental los docentes pueden enseñar a los estudiantes a identificar y expresar adecuadamente sus emociones. Estas actividades permiten desarrollar habilidades para la solución de conflictos y fortalecer los factores protectores de la convivencia escolar, los cuales favorecen la integridad de los niños y la creación de un entorno seguro y respetuoso. Sin este acompañamiento el ambiente del aula dificulta las relaciones interpersonales y esto limita el aprendizaje del niño. </w:t>
+      </w:r>
+    </w:p>
+    <w:p>
+      <w:pPr>
         <w:rPr>
           <w:rFonts w:cs="Times New Roman"/>
         </w:rPr>
-        <w:t xml:space="preserve">Mediante talleres participativos y actividades educativas basadas en la promoción de la salud mental los docentes pueden enseñar a los estudiantes a identificar y expresar adecuadamente sus emociones. Estas actividades permiten desarrollar habilidades para la solución de conflictos y fortalecer los factores protectores de la convivencia escolar, los cuales favorecen la integridad de los niños y la creación de un entorno seguro y respetuoso. Sin este acompañamiento el ambiente del aula dificulta las relaciones interpersonales y esto limita el aprendizaje del niño. </w:t>
-      </w:r>
-    </w:p>
-    <w:p>
-      <w:pPr>
+      </w:pPr>
+      <w:r>
         <w:rPr>
           <w:rFonts w:cs="Times New Roman"/>
         </w:rPr>
-      </w:pPr>
-      <w:r>
-        <w:rPr>
-          <w:rFonts w:cs="Times New Roman"/>
-        </w:rPr>
-        <w:t>Por ello es necesario implementar actividades que fortalezcan las habilidades socioemocionales, promoviendo el respeto, el diálogo, la empatía y la resolución pacífica de los conflictos. Generando así espacios más sanos de convivencia, y generando también mejores condiciones para que el niño aprenda.</w:t>
-      </w:r>
-      <w:r>
-        <w:rPr>
-          <w:rFonts w:cs="Times New Roman"/>
-        </w:rPr>
-        <w:t xml:space="preserve"> </w:t>
-      </w:r>
-      <w:r>
-        <w:rPr>
-          <w:rFonts w:cs="Times New Roman"/>
-        </w:rPr>
-        <w:t xml:space="preserve">Por la dificultad para el manejo de las emociones esta problemática se manifiesta mediante discusiones frecuentes, conductas </w:t>
-      </w:r>
-      <w:r>
-        <w:rPr>
-          <w:rFonts w:cs="Times New Roman"/>
-        </w:rPr>
+        <w:t xml:space="preserve">Por ello es necesario implementar actividades que fortalezcan las habilidades socioemocionales, promoviendo el respeto, el diálogo, la empatía y la resolución pacífica de los conflictos. Generando así espacios más sanos de convivencia, y generando también mejores condiciones para que el niño aprenda. Por la dificultad para el manejo de las emociones esta problemática se manifiesta mediante discusiones frecuentes, conductas </w:t>
         <w:lastRenderedPageBreak/>
         <w:t xml:space="preserve">agresivas y falta de comunicación asertiva, los cuales generan poca tolerancia en la convivencia entre compañeros. </w:t>
       </w:r>
@@ -4527,108 +2586,30 @@
         <w:rPr>
           <w:rFonts w:cs="Times New Roman"/>
         </w:rPr>
-        <w:t>Marcando así la dinámica del grupo, y marcando también la forma en que los niños aprenden a relacionarse entre ellos.</w:t>
-      </w:r>
-      <w:r>
+        <w:t xml:space="preserve">Marcando así la dinámica del grupo, y marcando también la forma en que los niños aprenden a relacionarse entre ellos. Estas situaciones afectan el clima escolar, el bienestar emocional de los estudiantes y el proceso de enseñanza-aprendizaje. También existe una necesidad obvia de fortalecer las habilidades socioemocionales y promover estrategias pacíficas de resolución de conflictos que permitan a los estudiantes enfrentar las diferencias a través del diálogo, el respeto, la empatía y la cooperación. </w:t>
+      </w:r>
+    </w:p>
+    <w:p>
+      <w:pPr>
+        <w:pStyle w:val="Ttulo1"/>
+      </w:pPr>
+      <w:bookmarkStart w:id="4" w:name="_Toc240259438"/>
+      <w:r>
+        <w:t>Justificación</w:t>
+      </w:r>
+      <w:bookmarkEnd w:id="4"/>
+    </w:p>
+    <w:p>
+      <w:pPr>
         <w:rPr>
           <w:rFonts w:cs="Times New Roman"/>
         </w:rPr>
-        <w:t xml:space="preserve"> </w:t>
-      </w:r>
+      </w:pPr>
       <w:r>
         <w:rPr>
           <w:rFonts w:cs="Times New Roman"/>
         </w:rPr>
-        <w:t>Estas situaciones afectan el clima escolar, el bienestar emocional de los estudiantes y el proceso de enseñanza-</w:t>
-      </w:r>
-      <w:r>
-        <w:rPr>
-          <w:rFonts w:cs="Times New Roman"/>
-        </w:rPr>
-        <w:t>aprendizaje. También</w:t>
-      </w:r>
-      <w:r>
-        <w:rPr>
-          <w:rFonts w:cs="Times New Roman"/>
-        </w:rPr>
-        <w:t xml:space="preserve"> existe una necesidad obvia de fortalecer las habilidades socioemocionales y promover estrategias pacíficas de resolución de conflictos que permitan a los</w:t>
-      </w:r>
-      <w:r>
-        <w:rPr>
-          <w:rFonts w:cs="Times New Roman"/>
-        </w:rPr>
-        <w:t xml:space="preserve"> </w:t>
-      </w:r>
-      <w:r>
-        <w:rPr>
-          <w:rFonts w:cs="Times New Roman"/>
-        </w:rPr>
-        <w:t>estudiantes enfrentar las diferencias a través del diálogo, el respeto, la empatía y la cooperación</w:t>
-      </w:r>
-      <w:r>
-        <w:rPr>
-          <w:rFonts w:cs="Times New Roman"/>
-        </w:rPr>
-        <w:t>.</w:t>
-      </w:r>
-      <w:r>
-        <w:rPr>
-          <w:rFonts w:cs="Times New Roman"/>
-        </w:rPr>
-        <w:t xml:space="preserve"> </w:t>
-      </w:r>
-    </w:p>
-    <w:p>
-      <w:pPr>
-        <w:pStyle w:val="Ttulo1"/>
-      </w:pPr>
-      <w:bookmarkStart w:id="4" w:name="_Toc240259438"/>
-      <w:r>
-        <w:t>Justificación</w:t>
-      </w:r>
-      <w:bookmarkEnd w:id="4"/>
-    </w:p>
-    <w:p>
-      <w:pPr>
-        <w:rPr>
-          <w:rFonts w:cs="Times New Roman"/>
-        </w:rPr>
-      </w:pPr>
-      <w:r>
-        <w:rPr>
-          <w:rFonts w:cs="Times New Roman"/>
-        </w:rPr>
-        <w:t xml:space="preserve">El proyecto “Taller de Manejo de Emociones y Resolución Pacífica de Conflictos” se estableció para atender la necesidad de fortalecer las habilidades socioemocionales de los estudiantes de 4to año de la Néstor Barahona </w:t>
-      </w:r>
-      <w:r>
-        <w:rPr>
-          <w:rFonts w:cs="Times New Roman"/>
-        </w:rPr>
-        <w:t>G</w:t>
-      </w:r>
-      <w:r>
-        <w:rPr>
-          <w:rFonts w:cs="Times New Roman"/>
-        </w:rPr>
-        <w:t>rueso.</w:t>
-      </w:r>
-      <w:r>
-        <w:rPr>
-          <w:rFonts w:cs="Times New Roman"/>
-        </w:rPr>
-        <w:t xml:space="preserve"> </w:t>
-      </w:r>
-      <w:r>
-        <w:rPr>
-          <w:rFonts w:cs="Times New Roman"/>
-        </w:rPr>
-        <w:t>En el ámbito escolar, el conflicto suele surgir de la dificultad para expresar emociones, comunicarse de manera asertiva y resolver disputas con respeto</w:t>
-      </w:r>
-      <w:r>
-        <w:rPr>
-          <w:rFonts w:cs="Times New Roman"/>
-        </w:rPr>
-        <w:t xml:space="preserve"> </w:t>
+        <w:t xml:space="preserve">El proyecto “Taller de Manejo de Emociones y Resolución Pacífica de Conflictos” se estableció para atender la necesidad de fortalecer las habilidades socioemocionales de los estudiantes de 4to año de la Néstor Barahona Grueso. En el ámbito escolar, el conflicto suele surgir de la dificultad para expresar emociones, comunicarse de manera asertiva y resolver disputas con respeto </w:t>
       </w:r>
       <w:sdt>
         <w:sdtPr>
@@ -4644,17 +2625,7 @@
               <w:rFonts w:cs="Times New Roman"/>
             </w:rPr>
             <w:fldChar w:fldCharType="begin"/>
-          </w:r>
-          <w:r>
-            <w:rPr>
-              <w:rFonts w:cs="Times New Roman"/>
-            </w:rPr>
             <w:instrText xml:space="preserve"> CITATION EDf57b436e70b042d2 </w:instrText>
-          </w:r>
-          <w:r>
-            <w:rPr>
-              <w:rFonts w:cs="Times New Roman"/>
-            </w:rPr>
             <w:fldChar w:fldCharType="separate"/>
           </w:r>
           <w:r>
@@ -4689,13 +2660,7 @@
         <w:rPr>
           <w:rFonts w:cs="Times New Roman"/>
         </w:rPr>
-        <w:t>La organización de talleres permitirá a los estudiantes desarrollar habilidades como la autonomía, la empatía, el respeto, el diálogo y el trabajo en equipo, promoviendo la convivencia armoniosa dentro y fuera del aula</w:t>
-      </w:r>
-      <w:r>
-        <w:rPr>
-          <w:rFonts w:cs="Times New Roman"/>
-        </w:rPr>
-        <w:t xml:space="preserve"> </w:t>
+        <w:t xml:space="preserve">La organización de talleres permitirá a los estudiantes desarrollar habilidades como la autonomía, la empatía, el respeto, el diálogo y el trabajo en equipo, promoviendo la convivencia armoniosa dentro y fuera del aula </w:t>
       </w:r>
       <w:sdt>
         <w:sdtPr>
@@ -4711,17 +2676,7 @@
               <w:rFonts w:cs="Times New Roman"/>
             </w:rPr>
             <w:fldChar w:fldCharType="begin"/>
-          </w:r>
-          <w:r>
-            <w:rPr>
-              <w:rFonts w:cs="Times New Roman"/>
-            </w:rPr>
             <w:instrText xml:space="preserve"> CITATION EDdfcb8925faf5411c </w:instrText>
-          </w:r>
-          <w:r>
-            <w:rPr>
-              <w:rFonts w:cs="Times New Roman"/>
-            </w:rPr>
             <w:fldChar w:fldCharType="separate"/>
           </w:r>
           <w:r>
@@ -4743,13 +2698,7 @@
         <w:rPr>
           <w:rFonts w:cs="Times New Roman"/>
         </w:rPr>
-        <w:t>. Estas habilidades contribuirán a reducir los conflictos y crear un entorno de aprendizaje seguro e inclusivo basado en una cultura de paz</w:t>
-      </w:r>
-      <w:r>
-        <w:rPr>
-          <w:rFonts w:cs="Times New Roman"/>
-        </w:rPr>
-        <w:t xml:space="preserve"> </w:t>
+        <w:t xml:space="preserve">. Estas habilidades contribuirán a reducir los conflictos y crear un entorno de aprendizaje seguro e inclusivo basado en una cultura de paz </w:t>
       </w:r>
       <w:sdt>
         <w:sdtPr>
@@ -4765,17 +2714,7 @@
               <w:rFonts w:cs="Times New Roman"/>
             </w:rPr>
             <w:fldChar w:fldCharType="begin"/>
-          </w:r>
-          <w:r>
-            <w:rPr>
-              <w:rFonts w:cs="Times New Roman"/>
-            </w:rPr>
             <w:instrText xml:space="preserve"> CITATION EDc5208c2a6b13405c </w:instrText>
-          </w:r>
-          <w:r>
-            <w:rPr>
-              <w:rFonts w:cs="Times New Roman"/>
-            </w:rPr>
             <w:fldChar w:fldCharType="separate"/>
           </w:r>
           <w:r>
@@ -4810,13 +2749,7 @@
         <w:rPr>
           <w:rFonts w:cs="Times New Roman"/>
         </w:rPr>
-        <w:t>Este proyecto también beneficia a la comunidad educativa al involucrar a profesores y estudiantes en estrategias de prevención que mejoran la forma en que se relacionan y su bienestar emocional. El proyecto promueve el desarrollo integral de niños y niñas. Refuerza valores y habilidades que les serán de gran utilidad en su vida personal, familiar y comunitaria</w:t>
-      </w:r>
-      <w:r>
-        <w:rPr>
-          <w:rFonts w:cs="Times New Roman"/>
-        </w:rPr>
-        <w:t>.</w:t>
+        <w:t>Este proyecto también beneficia a la comunidad educativa al involucrar a profesores y estudiantes en estrategias de prevención que mejoran la forma en que se relacionan y su bienestar emocional. El proyecto promueve el desarrollo integral de niños y niñas. Refuerza valores y habilidades que les serán de gran utilidad en su vida personal, familiar y comunitaria.</w:t>
       </w:r>
     </w:p>
     <w:p>
@@ -4836,13 +2769,7 @@
       </w:pPr>
       <w:bookmarkStart w:id="6" w:name="_Toc240259440"/>
       <w:r>
-        <w:t xml:space="preserve">Objetivo </w:t>
-      </w:r>
-      <w:r>
-        <w:t>g</w:t>
-      </w:r>
-      <w:r>
-        <w:t>eneral</w:t>
+        <w:t xml:space="preserve">Objetivo general</w:t>
       </w:r>
       <w:bookmarkEnd w:id="6"/>
     </w:p>
@@ -4876,43 +2803,7 @@
         <w:rPr>
           <w:rFonts w:cs="Times New Roman"/>
         </w:rPr>
-        <w:t xml:space="preserve">Identificar </w:t>
-      </w:r>
-      <w:r>
-        <w:rPr>
-          <w:rFonts w:cs="Times New Roman"/>
-        </w:rPr>
-        <w:t>las dificultades</w:t>
-      </w:r>
-      <w:r>
-        <w:rPr>
-          <w:rFonts w:cs="Times New Roman"/>
-        </w:rPr>
-        <w:t xml:space="preserve"> de los estudiante</w:t>
-      </w:r>
-      <w:r>
-        <w:rPr>
-          <w:rFonts w:cs="Times New Roman"/>
-        </w:rPr>
-        <w:t>s</w:t>
-      </w:r>
-      <w:r>
-        <w:rPr>
-          <w:rFonts w:cs="Times New Roman"/>
-        </w:rPr>
-        <w:t xml:space="preserve"> y ayudarlos a reconocer y expresar adecuadamente </w:t>
-      </w:r>
-      <w:r>
-        <w:rPr>
-          <w:rFonts w:cs="Times New Roman"/>
-        </w:rPr>
-        <w:t>sus emociones</w:t>
-      </w:r>
-      <w:r>
-        <w:rPr>
-          <w:rFonts w:cs="Times New Roman"/>
-        </w:rPr>
-        <w:t>.</w:t>
+        <w:t xml:space="preserve">Identificar las dificultades de los estudiantes y ayudarlos a reconocer y expresar adecuadamente sus emociones.</w:t>
       </w:r>
     </w:p>
     <w:p>
@@ -4988,13 +2879,7 @@
       </w:r>
       <w:bookmarkStart w:id="10" w:name="_Toc240259443"/>
       <w:r>
-        <w:t xml:space="preserve">Datos </w:t>
-      </w:r>
-      <w:r>
-        <w:t>g</w:t>
-      </w:r>
-      <w:r>
-        <w:t>enerales</w:t>
+        <w:t xml:space="preserve">Datos generales</w:t>
       </w:r>
       <w:bookmarkEnd w:id="9"/>
       <w:bookmarkEnd w:id="10"/>
@@ -5015,8 +2900,20 @@
           <w:sz w:val="24"/>
           <w:szCs w:val="24"/>
         </w:rPr>
-        <w:t xml:space="preserve">Nombre del </w:t>
-      </w:r>
+        <w:t xml:space="preserve">Nombre del proyecto:</w:t>
+      </w:r>
+      <w:r>
+        <w:t xml:space="preserve"> Talleres de manejo de emociones y resolución pacífica de conflictos con los estudiantes de Cuarto Año de Básica.</w:t>
+      </w:r>
+    </w:p>
+    <w:p>
+      <w:pPr>
+        <w:pStyle w:val="Prrafodelista"/>
+        <w:numPr>
+          <w:ilvl w:val="0"/>
+          <w:numId w:val="26"/>
+        </w:numPr>
+      </w:pPr>
       <w:r>
         <w:rPr>
           <w:rStyle w:val="SubttuloCar"/>
@@ -5025,16 +2922,10 @@
           <w:sz w:val="24"/>
           <w:szCs w:val="24"/>
         </w:rPr>
-        <w:t>proyecto:</w:t>
-      </w:r>
-      <w:r>
-        <w:t xml:space="preserve"> Talleres</w:t>
-      </w:r>
-      <w:r>
-        <w:t xml:space="preserve"> de manejo de emociones y resolución pacífica de conflictos con los estudiantes de Cuarto Año de Básica</w:t>
-      </w:r>
-      <w:r>
-        <w:t>.</w:t>
+        <w:t>Nombre del estudiante:</w:t>
+      </w:r>
+      <w:r>
+        <w:t xml:space="preserve"> Nickol Alejandra Castillo Caicedo</w:t>
       </w:r>
     </w:p>
     <w:p>
@@ -5053,25 +2944,10 @@
           <w:sz w:val="24"/>
           <w:szCs w:val="24"/>
         </w:rPr>
-        <w:t>Nombre del estudiante:</w:t>
-      </w:r>
-      <w:r>
-        <w:t xml:space="preserve"> Nickol </w:t>
-      </w:r>
-      <w:r>
-        <w:t>Alejandra</w:t>
-      </w:r>
-      <w:r>
-        <w:t xml:space="preserve"> </w:t>
-      </w:r>
-      <w:r>
-        <w:t>C</w:t>
-      </w:r>
-      <w:r>
-        <w:t xml:space="preserve">astillo </w:t>
-      </w:r>
-      <w:r>
-        <w:t>Caicedo</w:t>
+        <w:t xml:space="preserve">Cédula de identidad:</w:t>
+      </w:r>
+      <w:r>
+        <w:t xml:space="preserve"> 0850911736</w:t>
       </w:r>
     </w:p>
     <w:p>
@@ -5090,8 +2966,20 @@
           <w:sz w:val="24"/>
           <w:szCs w:val="24"/>
         </w:rPr>
-        <w:t>C</w:t>
-      </w:r>
+        <w:t xml:space="preserve">Programa académico/carrera:</w:t>
+      </w:r>
+      <w:r>
+        <w:t xml:space="preserve"> Técnico Superior en Educación</w:t>
+      </w:r>
+    </w:p>
+    <w:p>
+      <w:pPr>
+        <w:pStyle w:val="Prrafodelista"/>
+        <w:numPr>
+          <w:ilvl w:val="0"/>
+          <w:numId w:val="26"/>
+        </w:numPr>
+      </w:pPr>
       <w:r>
         <w:rPr>
           <w:rStyle w:val="SubttuloCar"/>
@@ -5100,8 +2988,44 @@
           <w:sz w:val="24"/>
           <w:szCs w:val="24"/>
         </w:rPr>
-        <w:t>éd</w:t>
-      </w:r>
+        <w:t>Semestre:</w:t>
+      </w:r>
+      <w:r>
+        <w:t xml:space="preserve"> Quinto Semestre</w:t>
+      </w:r>
+    </w:p>
+    <w:p>
+      <w:pPr>
+        <w:pStyle w:val="Ttulo2"/>
+      </w:pPr>
+      <w:bookmarkStart w:id="11" w:name="_Toc209703028"/>
+      <w:bookmarkStart w:id="12" w:name="_Toc240259444"/>
+      <w:r>
+        <w:t>Datos de la Empresa o Institución Receptora</w:t>
+      </w:r>
+      <w:bookmarkEnd w:id="11"/>
+      <w:bookmarkEnd w:id="12"/>
+    </w:p>
+    <w:p>
+      <w:pPr>
+        <w:pStyle w:val="Prrafodelista"/>
+        <w:numPr>
+          <w:ilvl w:val="0"/>
+          <w:numId w:val="27"/>
+        </w:numPr>
+      </w:pPr>
+      <w:r>
+        <w:t xml:space="preserve">Nombre de la empresa o institución: Unidad Educativa Néstor Barahona Gruezo</w:t>
+      </w:r>
+    </w:p>
+    <w:p>
+      <w:pPr>
+        <w:pStyle w:val="Prrafodelista"/>
+        <w:numPr>
+          <w:ilvl w:val="0"/>
+          <w:numId w:val="27"/>
+        </w:numPr>
+      </w:pPr>
       <w:r>
         <w:rPr>
           <w:rStyle w:val="SubttuloCar"/>
@@ -5110,8 +3034,42 @@
           <w:sz w:val="24"/>
           <w:szCs w:val="24"/>
         </w:rPr>
-        <w:t>ula</w:t>
-      </w:r>
+        <w:t>Dirección:</w:t>
+      </w:r>
+      <w:r>
+        <w:t xml:space="preserve"> Barrio Brisas del Mar, Calle 24 de Mayo, San Lorenzo, San Lorenzo, Esmeraldas</w:t>
+      </w:r>
+    </w:p>
+    <w:p>
+      <w:pPr>
+        <w:pStyle w:val="Prrafodelista"/>
+        <w:numPr>
+          <w:ilvl w:val="0"/>
+          <w:numId w:val="27"/>
+        </w:numPr>
+      </w:pPr>
+      <w:r>
+        <w:rPr>
+          <w:rFonts w:cs="Times New Roman"/>
+        </w:rPr>
+        <w:t xml:space="preserve">Director: </w:t>
+      </w:r>
+      <w:r>
+        <w:rPr>
+          <w:rFonts w:cs="Times New Roman"/>
+          <w:b/>
+        </w:rPr>
+        <w:t xml:space="preserve">Joselon Obregón Perea</w:t>
+      </w:r>
+    </w:p>
+    <w:p>
+      <w:pPr>
+        <w:pStyle w:val="Prrafodelista"/>
+        <w:numPr>
+          <w:ilvl w:val="0"/>
+          <w:numId w:val="27"/>
+        </w:numPr>
+      </w:pPr>
       <w:r>
         <w:rPr>
           <w:rStyle w:val="SubttuloCar"/>
@@ -5120,214 +3078,10 @@
           <w:sz w:val="24"/>
           <w:szCs w:val="24"/>
         </w:rPr>
-        <w:t xml:space="preserve"> </w:t>
-      </w:r>
-      <w:r>
-        <w:rPr>
-          <w:rStyle w:val="SubttuloCar"/>
-          <w:rFonts w:cs="Times New Roman"/>
-          <w:color w:val="000000"/>
-          <w:sz w:val="24"/>
-          <w:szCs w:val="24"/>
-        </w:rPr>
-        <w:t xml:space="preserve">de </w:t>
-      </w:r>
-      <w:r>
-        <w:rPr>
-          <w:rStyle w:val="SubttuloCar"/>
-          <w:rFonts w:cs="Times New Roman"/>
-          <w:color w:val="000000"/>
-          <w:sz w:val="24"/>
-          <w:szCs w:val="24"/>
-        </w:rPr>
-        <w:t>identidad</w:t>
-      </w:r>
-      <w:r>
-        <w:rPr>
-          <w:rStyle w:val="SubttuloCar"/>
-          <w:rFonts w:cs="Times New Roman"/>
-          <w:color w:val="000000"/>
-          <w:sz w:val="24"/>
-          <w:szCs w:val="24"/>
-        </w:rPr>
-        <w:t>:</w:t>
-      </w:r>
-      <w:r>
-        <w:t xml:space="preserve"> </w:t>
-      </w:r>
-      <w:r>
-        <w:t>0850911736</w:t>
-      </w:r>
-    </w:p>
-    <w:p>
-      <w:pPr>
-        <w:pStyle w:val="Prrafodelista"/>
-        <w:numPr>
-          <w:ilvl w:val="0"/>
-          <w:numId w:val="26"/>
-        </w:numPr>
-      </w:pPr>
-      <w:r>
-        <w:rPr>
-          <w:rStyle w:val="SubttuloCar"/>
-          <w:rFonts w:cs="Times New Roman"/>
-          <w:color w:val="000000"/>
-          <w:sz w:val="24"/>
-          <w:szCs w:val="24"/>
-        </w:rPr>
-        <w:t>Programa</w:t>
-      </w:r>
-      <w:r>
-        <w:rPr>
-          <w:rStyle w:val="SubttuloCar"/>
-          <w:rFonts w:cs="Times New Roman"/>
-          <w:color w:val="000000"/>
-          <w:sz w:val="24"/>
-          <w:szCs w:val="24"/>
-        </w:rPr>
-        <w:t xml:space="preserve"> académico/carrera:</w:t>
-      </w:r>
-      <w:r>
-        <w:t xml:space="preserve"> Técnico Superior en Educación</w:t>
-      </w:r>
-    </w:p>
-    <w:p>
-      <w:pPr>
-        <w:pStyle w:val="Prrafodelista"/>
-        <w:numPr>
-          <w:ilvl w:val="0"/>
-          <w:numId w:val="26"/>
-        </w:numPr>
-      </w:pPr>
-      <w:r>
-        <w:rPr>
-          <w:rStyle w:val="SubttuloCar"/>
-          <w:rFonts w:cs="Times New Roman"/>
-          <w:color w:val="000000"/>
-          <w:sz w:val="24"/>
-          <w:szCs w:val="24"/>
-        </w:rPr>
-        <w:t>Semestre:</w:t>
-      </w:r>
-      <w:r>
-        <w:t xml:space="preserve"> </w:t>
-      </w:r>
-      <w:r>
-        <w:t xml:space="preserve">Quinto </w:t>
-      </w:r>
-      <w:r>
-        <w:t>S</w:t>
-      </w:r>
-      <w:r>
-        <w:t>emestre</w:t>
-      </w:r>
-    </w:p>
-    <w:p>
-      <w:pPr>
-        <w:pStyle w:val="Ttulo2"/>
-      </w:pPr>
-      <w:bookmarkStart w:id="11" w:name="_Toc209703028"/>
-      <w:bookmarkStart w:id="12" w:name="_Toc240259444"/>
-      <w:r>
-        <w:t>Datos de la Empresa o Institución Receptora</w:t>
-      </w:r>
-      <w:bookmarkEnd w:id="11"/>
-      <w:bookmarkEnd w:id="12"/>
-    </w:p>
-    <w:p>
-      <w:pPr>
-        <w:pStyle w:val="Prrafodelista"/>
-        <w:numPr>
-          <w:ilvl w:val="0"/>
-          <w:numId w:val="27"/>
-        </w:numPr>
-      </w:pPr>
-      <w:r>
-        <w:t>Nombre de la empresa o institución:</w:t>
-      </w:r>
-      <w:r>
-        <w:t xml:space="preserve"> Unidad Educativa Néstor Barahona Gruezo</w:t>
-      </w:r>
-    </w:p>
-    <w:p>
-      <w:pPr>
-        <w:pStyle w:val="Prrafodelista"/>
-        <w:numPr>
-          <w:ilvl w:val="0"/>
-          <w:numId w:val="27"/>
-        </w:numPr>
-      </w:pPr>
-      <w:r>
-        <w:rPr>
-          <w:rStyle w:val="SubttuloCar"/>
-          <w:rFonts w:cs="Times New Roman"/>
-          <w:color w:val="000000"/>
-          <w:sz w:val="24"/>
-          <w:szCs w:val="24"/>
-        </w:rPr>
-        <w:t>Dirección:</w:t>
-      </w:r>
-      <w:r>
-        <w:t xml:space="preserve"> </w:t>
-      </w:r>
-      <w:r>
-        <w:t>Barrio Brisas del Mar, Calle 24 de Mayo, San Lorenzo, San Lorenzo, Esmeraldas</w:t>
-      </w:r>
-    </w:p>
-    <w:p>
-      <w:pPr>
-        <w:pStyle w:val="Prrafodelista"/>
-        <w:numPr>
-          <w:ilvl w:val="0"/>
-          <w:numId w:val="27"/>
-        </w:numPr>
-      </w:pPr>
-      <w:r>
-        <w:rPr>
-          <w:rFonts w:cs="Times New Roman"/>
-        </w:rPr>
-        <w:t xml:space="preserve">Director: </w:t>
-      </w:r>
-      <w:proofErr w:type="spellStart"/>
-      <w:r>
-        <w:rPr>
-          <w:rFonts w:cs="Times New Roman"/>
-          <w:b/>
-        </w:rPr>
-        <w:t>Joselon</w:t>
-      </w:r>
-      <w:proofErr w:type="spellEnd"/>
-      <w:r>
-        <w:rPr>
-          <w:rFonts w:cs="Times New Roman"/>
-          <w:b/>
-        </w:rPr>
-        <w:t xml:space="preserve"> Obregón Perea</w:t>
-      </w:r>
-    </w:p>
-    <w:p>
-      <w:pPr>
-        <w:pStyle w:val="Prrafodelista"/>
-        <w:numPr>
-          <w:ilvl w:val="0"/>
-          <w:numId w:val="27"/>
-        </w:numPr>
-      </w:pPr>
-      <w:r>
-        <w:rPr>
-          <w:rStyle w:val="SubttuloCar"/>
-          <w:rFonts w:cs="Times New Roman"/>
-          <w:color w:val="000000"/>
-          <w:sz w:val="24"/>
-          <w:szCs w:val="24"/>
-        </w:rPr>
         <w:t>Teléfono:</w:t>
       </w:r>
       <w:r>
-        <w:t xml:space="preserve"> </w:t>
-      </w:r>
-      <w:r>
-        <w:t>098 368 0314</w:t>
+        <w:t xml:space="preserve"> 098 368 0314</w:t>
       </w:r>
     </w:p>
     <w:p>
@@ -5353,10 +3107,7 @@
     </w:p>
     <w:p>
       <w:r>
-        <w:t>El enfoque educativo actual busca responder a las necesidades reales de los estudiantes y da prioridad a las competencias socioemocionales, junto con las comunicativas, matemáticas y digitales, necesarias para la vida diaria</w:t>
-      </w:r>
-      <w:r>
-        <w:t xml:space="preserve"> </w:t>
+        <w:t xml:space="preserve">El enfoque educativo actual busca responder a las necesidades reales de los estudiantes y da prioridad a las competencias socioemocionales, junto con las comunicativas, matemáticas y digitales, necesarias para la vida diaria </w:t>
       </w:r>
       <w:sdt>
         <w:sdtPr>
@@ -5366,11 +3117,7 @@
         <w:sdtContent>
           <w:r>
             <w:fldChar w:fldCharType="begin"/>
-          </w:r>
-          <w:r>
             <w:instrText xml:space="preserve"> CITATION Min25 \l 12298 </w:instrText>
-          </w:r>
-          <w:r>
             <w:fldChar w:fldCharType="separate"/>
           </w:r>
           <w:r>
@@ -5385,24 +3132,7 @@
         </w:sdtContent>
       </w:sdt>
       <w:r>
-        <w:t xml:space="preserve">. En este proyecto cada taller tuvo un tema claro con una explicación sencilla y ejemplos cercanos a la edad de los estudiantes como el aula y el juego. Los estudiantes no solo escucharon el </w:t>
-      </w:r>
-      <w:proofErr w:type="gramStart"/>
-      <w:r>
-        <w:t>tema</w:t>
-      </w:r>
-      <w:proofErr w:type="gramEnd"/>
-      <w:r>
-        <w:t xml:space="preserve"> </w:t>
-      </w:r>
-      <w:r>
-        <w:t xml:space="preserve">sino que también lo practicaron en cada </w:t>
-      </w:r>
-      <w:r>
-        <w:t>clase</w:t>
-      </w:r>
-      <w:r>
-        <w:t>.</w:t>
+        <w:t xml:space="preserve">. En este proyecto cada taller tuvo un tema claro con una explicación sencilla y ejemplos cercanos a la edad de los estudiantes como el aula y el juego. Los estudiantes no solo escucharon el tema sino que también lo practicaron en cada clase.</w:t>
       </w:r>
     </w:p>
     <w:p>
@@ -5427,11 +3157,7 @@
         <w:sdtContent>
           <w:r>
             <w:fldChar w:fldCharType="begin"/>
-          </w:r>
-          <w:r>
             <w:instrText xml:space="preserve"> CITATION Org21 \l 12298 </w:instrText>
-          </w:r>
-          <w:r>
             <w:fldChar w:fldCharType="separate"/>
           </w:r>
           <w:r>
@@ -5471,11 +3197,7 @@
         <w:sdtContent>
           <w:r>
             <w:fldChar w:fldCharType="begin"/>
-          </w:r>
-          <w:r>
             <w:instrText xml:space="preserve"> CITATION Ins23 \l 12298 </w:instrText>
-          </w:r>
-          <w:r>
             <w:fldChar w:fldCharType="separate"/>
           </w:r>
           <w:r>
@@ -5516,26 +3238,8 @@
           <w:bCs/>
         </w:rPr>
         <w:t xml:space="preserve">Tabla </w:t>
-      </w:r>
-      <w:r>
-        <w:rPr>
-          <w:b/>
-          <w:bCs/>
-        </w:rPr>
         <w:fldChar w:fldCharType="begin"/>
-      </w:r>
-      <w:r>
-        <w:rPr>
-          <w:b/>
-          <w:bCs/>
-        </w:rPr>
         <w:instrText xml:space="preserve"> SEQ Tabla \* ARABIC </w:instrText>
-      </w:r>
-      <w:r>
-        <w:rPr>
-          <w:b/>
-          <w:bCs/>
-        </w:rPr>
         <w:fldChar w:fldCharType="separate"/>
       </w:r>
       <w:r>
@@ -5555,11 +3259,7 @@
       </w:r>
       <w:r>
         <w:t xml:space="preserve"> </w:t>
-      </w:r>
-      <w:r>
         <w:br/>
-      </w:r>
-      <w:r>
         <w:t>Lista de actividades</w:t>
       </w:r>
       <w:bookmarkEnd w:id="18"/>
@@ -5572,16 +3272,18 @@
         <w:tblLook w:val="04A0" w:firstRow="1" w:lastRow="0" w:firstColumn="1" w:lastColumn="0" w:noHBand="0" w:noVBand="1"/>
       </w:tblPr>
       <w:tblGrid>
-        <w:gridCol w:w="569"/>
-        <w:gridCol w:w="1596"/>
-        <w:gridCol w:w="3587"/>
-        <w:gridCol w:w="1332"/>
-        <w:gridCol w:w="1497"/>
+        <w:gridCol w:w="1501"/>
+        <w:gridCol w:w="1701"/>
+        <w:gridCol w:w="3880"/>
+        <w:gridCol w:w="1499"/>
       </w:tblGrid>
       <w:tr>
+        <w:trPr>
+          <w:tblHeader/>
+        </w:trPr>
         <w:tc>
           <w:tcPr>
-            <w:tcW w:w="332" w:type="pct"/>
+            <w:tcW w:w="875" w:type="pct"/>
           </w:tcPr>
           <w:p>
             <w:pPr>
@@ -5598,7 +3300,6 @@
                 <w14:ligatures w14:val="none"/>
               </w:rPr>
             </w:pPr>
-            <w:proofErr w:type="spellStart"/>
             <w:r>
               <w:rPr>
                 <w:rFonts w:eastAsia="Times New Roman" w:cs="Times New Roman"/>
@@ -5607,14 +3308,13 @@
                 <w:lang w:eastAsia="es-EC"/>
                 <w14:ligatures w14:val="none"/>
               </w:rPr>
-              <w:t>Nº</w:t>
+              <w:t xml:space="preserve">Fase</w:t>
             </w:r>
-            <w:proofErr w:type="spellEnd"/>
           </w:p>
         </w:tc>
         <w:tc>
           <w:tcPr>
-            <w:tcW w:w="930" w:type="pct"/>
+            <w:tcW w:w="991" w:type="pct"/>
           </w:tcPr>
           <w:p>
             <w:pPr>
@@ -5639,42 +3339,13 @@
                 <w:lang w:eastAsia="es-EC"/>
                 <w14:ligatures w14:val="none"/>
               </w:rPr>
-              <w:t>Actividad</w:t>
+              <w:t xml:space="preserve">Actividad</w:t>
             </w:r>
           </w:p>
         </w:tc>
         <w:tc>
           <w:tcPr>
-            <w:tcW w:w="2090" w:type="pct"/>
-          </w:tcPr>
-          <w:p>
-            <w:pPr>
-              <w:spacing w:after="0" w:line="240" w:lineRule="auto"/>
-              <w:ind w:firstLine="0"/>
-              <w:jc w:val="center"/>
-              <w:rPr>
-                <w:rFonts w:eastAsia="Times New Roman" w:cs="Times New Roman"/>
-                <w:b/>
-                <w:kern w:val="0"/>
-                <w:lang w:eastAsia="es-EC"/>
-                <w14:ligatures w14:val="none"/>
-              </w:rPr>
-            </w:pPr>
-            <w:r>
-              <w:rPr>
-                <w:rFonts w:eastAsia="Times New Roman" w:cs="Times New Roman"/>
-                <w:b/>
-                <w:kern w:val="0"/>
-                <w:lang w:eastAsia="es-EC"/>
-                <w14:ligatures w14:val="none"/>
-              </w:rPr>
-              <w:t>Descripción</w:t>
-            </w:r>
-          </w:p>
-        </w:tc>
-        <w:tc>
-          <w:tcPr>
-            <w:tcW w:w="776" w:type="pct"/>
+            <w:tcW w:w="2261" w:type="pct"/>
           </w:tcPr>
           <w:p>
             <w:pPr>
@@ -5699,13 +3370,13 @@
                 <w:lang w:eastAsia="es-EC"/>
                 <w14:ligatures w14:val="none"/>
               </w:rPr>
-              <w:t>Fecha</w:t>
+              <w:t xml:space="preserve">Descripción</w:t>
             </w:r>
           </w:p>
         </w:tc>
         <w:tc>
           <w:tcPr>
-            <w:tcW w:w="872" w:type="pct"/>
+            <w:tcW w:w="873" w:type="pct"/>
           </w:tcPr>
           <w:p>
             <w:pPr>
@@ -5730,21 +3401,56 @@
                 <w:lang w:eastAsia="es-EC"/>
                 <w14:ligatures w14:val="none"/>
               </w:rPr>
-              <w:t>Responsable</w:t>
+              <w:t xml:space="preserve">Responsable</w:t>
             </w:r>
           </w:p>
         </w:tc>
       </w:tr>
       <w:tr>
+        <w:trPr>
+          <w:cantSplit/>
+        </w:trPr>
         <w:tc>
           <w:tcPr>
-            <w:tcW w:w="332" w:type="pct"/>
+            <w:tcW w:w="875" w:type="pct"/>
+            <w:vMerge w:val="restart"/>
           </w:tcPr>
           <w:p>
             <w:pPr>
               <w:spacing w:after="0" w:line="240" w:lineRule="auto"/>
               <w:ind w:firstLine="0"/>
-              <w:jc w:val="center"/>
+              <w:jc w:val="left"/>
+              <w:rPr>
+                <w:rFonts w:eastAsia="Times New Roman" w:cs="Times New Roman"/>
+                <w:b/>
+                <w:kern w:val="0"/>
+                <w:sz w:val="20"/>
+                <w:szCs w:val="20"/>
+                <w:lang w:eastAsia="es-EC"/>
+                <w14:ligatures w14:val="none"/>
+              </w:rPr>
+            </w:pPr>
+            <w:r>
+              <w:rPr>
+                <w:rFonts w:eastAsia="Times New Roman" w:cs="Times New Roman"/>
+                <w:b/>
+                <w:kern w:val="0"/>
+                <w:lang w:eastAsia="es-EC"/>
+                <w14:ligatures w14:val="none"/>
+              </w:rPr>
+              <w:t xml:space="preserve">Fase 1. Diagnóstico</w:t>
+            </w:r>
+          </w:p>
+        </w:tc>
+        <w:tc>
+          <w:tcPr>
+            <w:tcW w:w="991" w:type="pct"/>
+          </w:tcPr>
+          <w:p>
+            <w:pPr>
+              <w:spacing w:after="0" w:line="240" w:lineRule="auto"/>
+              <w:ind w:firstLine="0"/>
+              <w:jc w:val="left"/>
               <w:rPr>
                 <w:rFonts w:eastAsia="Times New Roman" w:cs="Times New Roman"/>
                 <w:kern w:val="0"/>
@@ -5761,13 +3467,42 @@
                 <w:lang w:eastAsia="es-EC"/>
                 <w14:ligatures w14:val="none"/>
               </w:rPr>
-              <w:t>1</w:t>
+              <w:t xml:space="preserve">1. “Conociendo nuestras emociones”</w:t>
             </w:r>
           </w:p>
         </w:tc>
         <w:tc>
           <w:tcPr>
-            <w:tcW w:w="930" w:type="pct"/>
+            <w:tcW w:w="2261" w:type="pct"/>
+          </w:tcPr>
+          <w:p>
+            <w:pPr>
+              <w:spacing w:after="0" w:line="240" w:lineRule="auto"/>
+              <w:ind w:firstLine="0"/>
+              <w:jc w:val="both"/>
+              <w:rPr>
+                <w:rFonts w:eastAsia="Times New Roman" w:cs="Times New Roman"/>
+                <w:kern w:val="0"/>
+                <w:sz w:val="20"/>
+                <w:szCs w:val="20"/>
+                <w:lang w:eastAsia="es-EC"/>
+                <w14:ligatures w14:val="none"/>
+              </w:rPr>
+            </w:pPr>
+            <w:r>
+              <w:rPr>
+                <w:rFonts w:eastAsia="Times New Roman" w:cs="Times New Roman"/>
+                <w:kern w:val="0"/>
+                <w:lang w:eastAsia="es-EC"/>
+                <w14:ligatures w14:val="none"/>
+              </w:rPr>
+              <w:t xml:space="preserve">Se muestran a los niños tarjetas con caritas de alegría, tristeza, enojo, miedo y frustración. Cada niño escoge la carita que muestra cómo se siente en momentos del día escolar, como el recreo, los juegos o las tareas, y cuenta por qué se siente así. Con sus respuestas se identifican las emociones más frecuentes del grupo y los niños que tienen más dificultad para expresarlas.</w:t>
+            </w:r>
+          </w:p>
+        </w:tc>
+        <w:tc>
+          <w:tcPr>
+            <w:tcW w:w="873" w:type="pct"/>
           </w:tcPr>
           <w:p>
             <w:pPr>
@@ -5784,13 +3519,25 @@
               </w:rPr>
             </w:pPr>
             <w:r>
-              <w:t>Colores en inglés a través del juego</w:t>
+              <w:rPr>
+                <w:rFonts w:eastAsia="Times New Roman" w:cs="Times New Roman"/>
+                <w:kern w:val="0"/>
+                <w:lang w:eastAsia="es-EC"/>
+                <w14:ligatures w14:val="none"/>
+              </w:rPr>
+              <w:t xml:space="preserve">Nickol Alejandra Castillo Caicedo</w:t>
             </w:r>
           </w:p>
         </w:tc>
+      </w:tr>
+      <w:tr>
+        <w:trPr>
+          <w:cantSplit/>
+        </w:trPr>
         <w:tc>
           <w:tcPr>
-            <w:tcW w:w="2090" w:type="pct"/>
+            <w:tcW w:w="875" w:type="pct"/>
+            <w:vMerge/>
           </w:tcPr>
           <w:p>
             <w:pPr>
@@ -5799,6 +3546,7 @@
               <w:jc w:val="left"/>
               <w:rPr>
                 <w:rFonts w:eastAsia="Times New Roman" w:cs="Times New Roman"/>
+                <w:b/>
                 <w:kern w:val="0"/>
                 <w:sz w:val="20"/>
                 <w:szCs w:val="20"/>
@@ -5806,14 +3554,11 @@
                 <w14:ligatures w14:val="none"/>
               </w:rPr>
             </w:pPr>
-            <w:r>
-              <w:t>Los estudiantes van a aprender los colores en inglés jugando en parejas y respetando el turno de su compañero para hablar.</w:t>
-            </w:r>
           </w:p>
         </w:tc>
         <w:tc>
           <w:tcPr>
-            <w:tcW w:w="776" w:type="pct"/>
+            <w:tcW w:w="991" w:type="pct"/>
           </w:tcPr>
           <w:p>
             <w:pPr>
@@ -5830,13 +3575,48 @@
               </w:rPr>
             </w:pPr>
             <w:r>
-              <w:t>18 de agosto</w:t>
+              <w:rPr>
+                <w:rFonts w:eastAsia="Times New Roman" w:cs="Times New Roman"/>
+                <w:kern w:val="0"/>
+                <w:lang w:eastAsia="es-EC"/>
+                <w14:ligatures w14:val="none"/>
+              </w:rPr>
+              <w:t xml:space="preserve">2. “El semáforo de las emociones”</w:t>
             </w:r>
           </w:p>
         </w:tc>
         <w:tc>
           <w:tcPr>
-            <w:tcW w:w="872" w:type="pct"/>
+            <w:tcW w:w="2261" w:type="pct"/>
+          </w:tcPr>
+          <w:p>
+            <w:pPr>
+              <w:spacing w:after="0" w:line="240" w:lineRule="auto"/>
+              <w:ind w:firstLine="0"/>
+              <w:jc w:val="both"/>
+              <w:rPr>
+                <w:rFonts w:eastAsia="Times New Roman" w:cs="Times New Roman"/>
+                <w:kern w:val="0"/>
+                <w:sz w:val="20"/>
+                <w:szCs w:val="20"/>
+                <w:lang w:eastAsia="es-EC"/>
+                <w14:ligatures w14:val="none"/>
+              </w:rPr>
+            </w:pPr>
+            <w:r>
+              <w:rPr>
+                <w:rFonts w:eastAsia="Times New Roman" w:cs="Times New Roman"/>
+                <w:kern w:val="0"/>
+                <w:lang w:eastAsia="es-EC"/>
+                <w14:ligatures w14:val="none"/>
+              </w:rPr>
+              <w:t xml:space="preserve">Se leen situaciones comunes del aula, como perder en un juego, recibir una burla o no ser escogido para un grupo. Los niños levantan una paleta verde, amarilla o roja según lo tranquilos o molestos que se sentirían en cada situación. Luego conversan sobre cómo suelen reaccionar, lo que permite conocer qué situaciones generan más conflictos entre compañeros.</w:t>
+            </w:r>
+          </w:p>
+        </w:tc>
+        <w:tc>
+          <w:tcPr>
+            <w:tcW w:w="873" w:type="pct"/>
           </w:tcPr>
           <w:p>
             <w:pPr>
@@ -5853,21 +3633,61 @@
               </w:rPr>
             </w:pPr>
             <w:r>
-              <w:t>Docente practicante, Estudiantes</w:t>
+              <w:rPr>
+                <w:rFonts w:eastAsia="Times New Roman" w:cs="Times New Roman"/>
+                <w:kern w:val="0"/>
+                <w:lang w:eastAsia="es-EC"/>
+                <w14:ligatures w14:val="none"/>
+              </w:rPr>
+              <w:t xml:space="preserve">Nickol Alejandra Castillo Caicedo</w:t>
             </w:r>
           </w:p>
         </w:tc>
       </w:tr>
       <w:tr>
+        <w:trPr>
+          <w:cantSplit/>
+        </w:trPr>
         <w:tc>
           <w:tcPr>
-            <w:tcW w:w="332" w:type="pct"/>
+            <w:tcW w:w="875" w:type="pct"/>
           </w:tcPr>
           <w:p>
             <w:pPr>
               <w:spacing w:after="0" w:line="240" w:lineRule="auto"/>
               <w:ind w:firstLine="0"/>
-              <w:jc w:val="center"/>
+              <w:jc w:val="left"/>
+              <w:rPr>
+                <w:rFonts w:eastAsia="Times New Roman" w:cs="Times New Roman"/>
+                <w:b/>
+                <w:kern w:val="0"/>
+                <w:sz w:val="20"/>
+                <w:szCs w:val="20"/>
+                <w:lang w:eastAsia="es-EC"/>
+                <w14:ligatures w14:val="none"/>
+              </w:rPr>
+            </w:pPr>
+            <w:r>
+              <w:rPr>
+                <w:rFonts w:eastAsia="Times New Roman" w:cs="Times New Roman"/>
+                <w:b/>
+                <w:kern w:val="0"/>
+                <w:lang w:eastAsia="es-EC"/>
+                <w14:ligatures w14:val="none"/>
+              </w:rPr>
+              <w:t xml:space="preserve">Fase 2. Manejo de emociones</w:t>
+            </w:r>
+          </w:p>
+        </w:tc>
+        <w:tc>
+          <w:tcPr>
+            <w:tcW w:w="991" w:type="pct"/>
+          </w:tcPr>
+          <w:p>
+            <w:pPr>
+              <w:spacing w:after="0" w:line="240" w:lineRule="auto"/>
+              <w:ind w:firstLine="0"/>
+              <w:jc w:val="left"/>
               <w:rPr>
                 <w:rFonts w:eastAsia="Times New Roman" w:cs="Times New Roman"/>
                 <w:kern w:val="0"/>
@@ -5884,14 +3704,42 @@
                 <w:lang w:eastAsia="es-EC"/>
                 <w14:ligatures w14:val="none"/>
               </w:rPr>
-              <w:lastRenderedPageBreak/>
-              <w:t>2</w:t>
+              <w:t xml:space="preserve">3. “Respiro, pienso y actúo”</w:t>
             </w:r>
           </w:p>
         </w:tc>
         <w:tc>
           <w:tcPr>
-            <w:tcW w:w="930" w:type="pct"/>
+            <w:tcW w:w="2261" w:type="pct"/>
+          </w:tcPr>
+          <w:p>
+            <w:pPr>
+              <w:spacing w:after="0" w:line="240" w:lineRule="auto"/>
+              <w:ind w:firstLine="0"/>
+              <w:jc w:val="both"/>
+              <w:rPr>
+                <w:rFonts w:eastAsia="Times New Roman" w:cs="Times New Roman"/>
+                <w:kern w:val="0"/>
+                <w:sz w:val="20"/>
+                <w:szCs w:val="20"/>
+                <w:lang w:eastAsia="es-EC"/>
+                <w14:ligatures w14:val="none"/>
+              </w:rPr>
+            </w:pPr>
+            <w:r>
+              <w:rPr>
+                <w:rFonts w:eastAsia="Times New Roman" w:cs="Times New Roman"/>
+                <w:kern w:val="0"/>
+                <w:lang w:eastAsia="es-EC"/>
+                <w14:ligatures w14:val="none"/>
+              </w:rPr>
+              <w:t xml:space="preserve">Los niños colorean un termómetro para mostrar qué tan fuerte es su enojo, tristeza o frustración en distintas situaciones. Después aprenden técnicas sencillas para calmarse: la respiración del globo, la técnica de la tortuga y contar hasta diez. Por último las practican en parejas con ejemplos de situaciones que les causan malestar.</w:t>
+            </w:r>
+          </w:p>
+        </w:tc>
+        <w:tc>
+          <w:tcPr>
+            <w:tcW w:w="873" w:type="pct"/>
           </w:tcPr>
           <w:p>
             <w:pPr>
@@ -5908,13 +3756,24 @@
               </w:rPr>
             </w:pPr>
             <w:r>
-              <w:t>Investigación sobre los seres vivos y su hábitat</w:t>
+              <w:rPr>
+                <w:rFonts w:eastAsia="Times New Roman" w:cs="Times New Roman"/>
+                <w:kern w:val="0"/>
+                <w:lang w:eastAsia="es-EC"/>
+                <w14:ligatures w14:val="none"/>
+              </w:rPr>
+              <w:t xml:space="preserve">Nickol Alejandra Castillo Caicedo</w:t>
             </w:r>
           </w:p>
         </w:tc>
+      </w:tr>
+      <w:tr>
+        <w:trPr>
+          <w:cantSplit/>
+        </w:trPr>
         <w:tc>
           <w:tcPr>
-            <w:tcW w:w="2090" w:type="pct"/>
+            <w:tcW w:w="875" w:type="pct"/>
           </w:tcPr>
           <w:p>
             <w:pPr>
@@ -5923,6 +3782,7 @@
               <w:jc w:val="left"/>
               <w:rPr>
                 <w:rFonts w:eastAsia="Times New Roman" w:cs="Times New Roman"/>
+                <w:b/>
                 <w:kern w:val="0"/>
                 <w:sz w:val="20"/>
                 <w:szCs w:val="20"/>
@@ -5931,13 +3791,20 @@
               </w:rPr>
             </w:pPr>
             <w:r>
-              <w:t>Los estudiantes van a investigar en grupo sobre los seres vivos y su hábitat, escuchando las ideas de sus compañeros para ponerse de acuerdo.</w:t>
+              <w:rPr>
+                <w:rFonts w:eastAsia="Times New Roman" w:cs="Times New Roman"/>
+                <w:b/>
+                <w:kern w:val="0"/>
+                <w:lang w:eastAsia="es-EC"/>
+                <w14:ligatures w14:val="none"/>
+              </w:rPr>
+              <w:t xml:space="preserve">Fase 3. Resolución de conflictos</w:t>
             </w:r>
           </w:p>
         </w:tc>
         <w:tc>
           <w:tcPr>
-            <w:tcW w:w="776" w:type="pct"/>
+            <w:tcW w:w="991" w:type="pct"/>
           </w:tcPr>
           <w:p>
             <w:pPr>
@@ -5954,13 +3821,48 @@
               </w:rPr>
             </w:pPr>
             <w:r>
-              <w:t>24 de agosto</w:t>
+              <w:rPr>
+                <w:rFonts w:eastAsia="Times New Roman" w:cs="Times New Roman"/>
+                <w:kern w:val="0"/>
+                <w:lang w:eastAsia="es-EC"/>
+                <w14:ligatures w14:val="none"/>
+              </w:rPr>
+              <w:t xml:space="preserve">4. “La mesa de la paz”</w:t>
             </w:r>
           </w:p>
         </w:tc>
         <w:tc>
           <w:tcPr>
-            <w:tcW w:w="872" w:type="pct"/>
+            <w:tcW w:w="2261" w:type="pct"/>
+          </w:tcPr>
+          <w:p>
+            <w:pPr>
+              <w:spacing w:after="0" w:line="240" w:lineRule="auto"/>
+              <w:ind w:firstLine="0"/>
+              <w:jc w:val="both"/>
+              <w:rPr>
+                <w:rFonts w:eastAsia="Times New Roman" w:cs="Times New Roman"/>
+                <w:kern w:val="0"/>
+                <w:sz w:val="20"/>
+                <w:szCs w:val="20"/>
+                <w:lang w:eastAsia="es-EC"/>
+                <w14:ligatures w14:val="none"/>
+              </w:rPr>
+            </w:pPr>
+            <w:r>
+              <w:rPr>
+                <w:rFonts w:eastAsia="Times New Roman" w:cs="Times New Roman"/>
+                <w:kern w:val="0"/>
+                <w:lang w:eastAsia="es-EC"/>
+                <w14:ligatures w14:val="none"/>
+              </w:rPr>
+              <w:t xml:space="preserve">Los niños aprenden cuatro pasos para resolver un desacuerdo: calmarse, decir lo que sienten con la frase “yo me siento… cuando…”, escuchar al compañero sin interrumpir y buscar juntos una solución. En parejas representan conflictos comunes del aula, como pelear por un material o por el turno en un juego, y los resuelven frente al grupo aplicando estos pasos.</w:t>
+            </w:r>
+          </w:p>
+        </w:tc>
+        <w:tc>
+          <w:tcPr>
+            <w:tcW w:w="873" w:type="pct"/>
           </w:tcPr>
           <w:p>
             <w:pPr>
@@ -5977,21 +3879,61 @@
               </w:rPr>
             </w:pPr>
             <w:r>
-              <w:t>Docente practicante, Estudiantes</w:t>
+              <w:rPr>
+                <w:rFonts w:eastAsia="Times New Roman" w:cs="Times New Roman"/>
+                <w:kern w:val="0"/>
+                <w:lang w:eastAsia="es-EC"/>
+                <w14:ligatures w14:val="none"/>
+              </w:rPr>
+              <w:t xml:space="preserve">Nickol Alejandra Castillo Caicedo</w:t>
             </w:r>
           </w:p>
         </w:tc>
       </w:tr>
       <w:tr>
+        <w:trPr>
+          <w:cantSplit/>
+        </w:trPr>
         <w:tc>
           <w:tcPr>
-            <w:tcW w:w="332" w:type="pct"/>
+            <w:tcW w:w="875" w:type="pct"/>
           </w:tcPr>
           <w:p>
             <w:pPr>
               <w:spacing w:after="0" w:line="240" w:lineRule="auto"/>
               <w:ind w:firstLine="0"/>
-              <w:jc w:val="center"/>
+              <w:jc w:val="left"/>
+              <w:rPr>
+                <w:rFonts w:eastAsia="Times New Roman" w:cs="Times New Roman"/>
+                <w:b/>
+                <w:kern w:val="0"/>
+                <w:sz w:val="20"/>
+                <w:szCs w:val="20"/>
+                <w:lang w:eastAsia="es-EC"/>
+                <w14:ligatures w14:val="none"/>
+              </w:rPr>
+            </w:pPr>
+            <w:r>
+              <w:rPr>
+                <w:rFonts w:eastAsia="Times New Roman" w:cs="Times New Roman"/>
+                <w:b/>
+                <w:kern w:val="0"/>
+                <w:lang w:eastAsia="es-EC"/>
+                <w14:ligatures w14:val="none"/>
+              </w:rPr>
+              <w:t xml:space="preserve">Fase 4. Convivencia</w:t>
+            </w:r>
+          </w:p>
+        </w:tc>
+        <w:tc>
+          <w:tcPr>
+            <w:tcW w:w="991" w:type="pct"/>
+          </w:tcPr>
+          <w:p>
+            <w:pPr>
+              <w:spacing w:after="0" w:line="240" w:lineRule="auto"/>
+              <w:ind w:firstLine="0"/>
+              <w:jc w:val="left"/>
               <w:rPr>
                 <w:rFonts w:eastAsia="Times New Roman" w:cs="Times New Roman"/>
                 <w:kern w:val="0"/>
@@ -6008,13 +3950,42 @@
                 <w:lang w:eastAsia="es-EC"/>
                 <w14:ligatures w14:val="none"/>
               </w:rPr>
-              <w:t>3</w:t>
+              <w:t xml:space="preserve">5. “Juntos lo logramos”</w:t>
             </w:r>
           </w:p>
         </w:tc>
         <w:tc>
           <w:tcPr>
-            <w:tcW w:w="930" w:type="pct"/>
+            <w:tcW w:w="2261" w:type="pct"/>
+          </w:tcPr>
+          <w:p>
+            <w:pPr>
+              <w:spacing w:after="0" w:line="240" w:lineRule="auto"/>
+              <w:ind w:firstLine="0"/>
+              <w:jc w:val="both"/>
+              <w:rPr>
+                <w:rFonts w:eastAsia="Times New Roman" w:cs="Times New Roman"/>
+                <w:kern w:val="0"/>
+                <w:sz w:val="20"/>
+                <w:szCs w:val="20"/>
+                <w:lang w:eastAsia="es-EC"/>
+                <w14:ligatures w14:val="none"/>
+              </w:rPr>
+            </w:pPr>
+            <w:r>
+              <w:rPr>
+                <w:rFonts w:eastAsia="Times New Roman" w:cs="Times New Roman"/>
+                <w:kern w:val="0"/>
+                <w:lang w:eastAsia="es-EC"/>
+                <w14:ligatures w14:val="none"/>
+              </w:rPr>
+              <w:t xml:space="preserve">Los niños forman equipos y realizan juegos en los que solo pueden ganar si todos colaboran, como armar un rompecabezas grande o llevar un globo sin usar las manos. Al terminar cada juego conversan sobre cómo se sintieron, cómo se ayudaron y qué hicieron cuando no estaban de acuerdo. Así practican el respeto, la empatía y el trabajo en equipo.</w:t>
+            </w:r>
+          </w:p>
+        </w:tc>
+        <w:tc>
+          <w:tcPr>
+            <w:tcW w:w="873" w:type="pct"/>
           </w:tcPr>
           <w:p>
             <w:pPr>
@@ -6031,13 +4002,24 @@
               </w:rPr>
             </w:pPr>
             <w:r>
-              <w:t>Práctica de restas con reagrupación hasta el 99</w:t>
+              <w:rPr>
+                <w:rFonts w:eastAsia="Times New Roman" w:cs="Times New Roman"/>
+                <w:kern w:val="0"/>
+                <w:lang w:eastAsia="es-EC"/>
+                <w14:ligatures w14:val="none"/>
+              </w:rPr>
+              <w:t xml:space="preserve">Nickol Alejandra Castillo Caicedo</w:t>
             </w:r>
           </w:p>
         </w:tc>
+      </w:tr>
+      <w:tr>
+        <w:trPr>
+          <w:cantSplit/>
+        </w:trPr>
         <w:tc>
           <w:tcPr>
-            <w:tcW w:w="2090" w:type="pct"/>
+            <w:tcW w:w="875" w:type="pct"/>
           </w:tcPr>
           <w:p>
             <w:pPr>
@@ -6046,6 +4028,7 @@
               <w:jc w:val="left"/>
               <w:rPr>
                 <w:rFonts w:eastAsia="Times New Roman" w:cs="Times New Roman"/>
+                <w:b/>
                 <w:kern w:val="0"/>
                 <w:sz w:val="20"/>
                 <w:szCs w:val="20"/>
@@ -6054,13 +4037,20 @@
               </w:rPr>
             </w:pPr>
             <w:r>
-              <w:t>Los estudiantes van a practicar restas con reagrupación en parejas, pidiendo ayuda con calma cuando algo les cuesta.</w:t>
+              <w:rPr>
+                <w:rFonts w:eastAsia="Times New Roman" w:cs="Times New Roman"/>
+                <w:b/>
+                <w:kern w:val="0"/>
+                <w:lang w:eastAsia="es-EC"/>
+                <w14:ligatures w14:val="none"/>
+              </w:rPr>
+              <w:t xml:space="preserve">Fase 5. Cierre</w:t>
             </w:r>
           </w:p>
         </w:tc>
         <w:tc>
           <w:tcPr>
-            <w:tcW w:w="776" w:type="pct"/>
+            <w:tcW w:w="991" w:type="pct"/>
           </w:tcPr>
           <w:p>
             <w:pPr>
@@ -6077,13 +4067,48 @@
               </w:rPr>
             </w:pPr>
             <w:r>
-              <w:t>27 de agosto</w:t>
+              <w:rPr>
+                <w:rFonts w:eastAsia="Times New Roman" w:cs="Times New Roman"/>
+                <w:kern w:val="0"/>
+                <w:lang w:eastAsia="es-EC"/>
+                <w14:ligatures w14:val="none"/>
+              </w:rPr>
+              <w:t xml:space="preserve">6. “Nuestro pacto de convivencia”</w:t>
             </w:r>
           </w:p>
         </w:tc>
         <w:tc>
           <w:tcPr>
-            <w:tcW w:w="872" w:type="pct"/>
+            <w:tcW w:w="2261" w:type="pct"/>
+          </w:tcPr>
+          <w:p>
+            <w:pPr>
+              <w:spacing w:after="0" w:line="240" w:lineRule="auto"/>
+              <w:ind w:firstLine="0"/>
+              <w:jc w:val="both"/>
+              <w:rPr>
+                <w:rFonts w:eastAsia="Times New Roman" w:cs="Times New Roman"/>
+                <w:kern w:val="0"/>
+                <w:sz w:val="20"/>
+                <w:szCs w:val="20"/>
+                <w:lang w:eastAsia="es-EC"/>
+                <w14:ligatures w14:val="none"/>
+              </w:rPr>
+            </w:pPr>
+            <w:r>
+              <w:rPr>
+                <w:rFonts w:eastAsia="Times New Roman" w:cs="Times New Roman"/>
+                <w:kern w:val="0"/>
+                <w:lang w:eastAsia="es-EC"/>
+                <w14:ligatures w14:val="none"/>
+              </w:rPr>
+              <w:t xml:space="preserve">Los niños recuerdan lo aprendido mostrando con ejemplos cómo reconocen sus emociones, cómo se calman y cómo resuelven un desacuerdo. Después proponen entre todos acuerdos para convivir mejor, los escriben en un papelógrafo y los firman con su huella como compromiso. El pacto queda pegado en el aula para recordarlo cada día.</w:t>
+            </w:r>
+          </w:p>
+        </w:tc>
+        <w:tc>
+          <w:tcPr>
+            <w:tcW w:w="873" w:type="pct"/>
           </w:tcPr>
           <w:p>
             <w:pPr>
@@ -6100,376 +4125,13 @@
               </w:rPr>
             </w:pPr>
             <w:r>
-              <w:t>Docente practicante, Estudiantes</w:t>
-            </w:r>
-          </w:p>
-        </w:tc>
-      </w:tr>
-      <w:tr>
-        <w:tc>
-          <w:tcPr>
-            <w:tcW w:w="332" w:type="pct"/>
-          </w:tcPr>
-          <w:p>
-            <w:pPr>
-              <w:spacing w:after="0" w:line="240" w:lineRule="auto"/>
-              <w:ind w:firstLine="0"/>
-              <w:jc w:val="center"/>
-              <w:rPr>
-                <w:rFonts w:eastAsia="Times New Roman" w:cs="Times New Roman"/>
-                <w:kern w:val="0"/>
-                <w:sz w:val="20"/>
-                <w:szCs w:val="20"/>
-                <w:lang w:eastAsia="es-EC"/>
-                <w14:ligatures w14:val="none"/>
-              </w:rPr>
-            </w:pPr>
-            <w:r>
               <w:rPr>
                 <w:rFonts w:eastAsia="Times New Roman" w:cs="Times New Roman"/>
                 <w:kern w:val="0"/>
                 <w:lang w:eastAsia="es-EC"/>
                 <w14:ligatures w14:val="none"/>
               </w:rPr>
-              <w:t>4</w:t>
-            </w:r>
-          </w:p>
-        </w:tc>
-        <w:tc>
-          <w:tcPr>
-            <w:tcW w:w="930" w:type="pct"/>
-          </w:tcPr>
-          <w:p>
-            <w:pPr>
-              <w:spacing w:after="0" w:line="240" w:lineRule="auto"/>
-              <w:ind w:firstLine="0"/>
-              <w:jc w:val="left"/>
-              <w:rPr>
-                <w:rFonts w:eastAsia="Times New Roman" w:cs="Times New Roman"/>
-                <w:kern w:val="0"/>
-                <w:sz w:val="20"/>
-                <w:szCs w:val="20"/>
-                <w:lang w:eastAsia="es-EC"/>
-                <w14:ligatures w14:val="none"/>
-              </w:rPr>
-            </w:pPr>
-            <w:r>
-              <w:t>Conocimiento de las parroquias urbanas y rurales</w:t>
-            </w:r>
-          </w:p>
-        </w:tc>
-        <w:tc>
-          <w:tcPr>
-            <w:tcW w:w="2090" w:type="pct"/>
-          </w:tcPr>
-          <w:p>
-            <w:pPr>
-              <w:spacing w:after="0" w:line="240" w:lineRule="auto"/>
-              <w:ind w:firstLine="0"/>
-              <w:jc w:val="left"/>
-              <w:rPr>
-                <w:rFonts w:eastAsia="Times New Roman" w:cs="Times New Roman"/>
-                <w:kern w:val="0"/>
-                <w:sz w:val="20"/>
-                <w:szCs w:val="20"/>
-                <w:lang w:eastAsia="es-EC"/>
-                <w14:ligatures w14:val="none"/>
-              </w:rPr>
-            </w:pPr>
-            <w:r>
-              <w:t>Los estudiantes van a conocer los lugares y personajes de las parroquias urbanas y rurales, conversando y respetando las opiniones de sus compañeros.</w:t>
-            </w:r>
-          </w:p>
-        </w:tc>
-        <w:tc>
-          <w:tcPr>
-            <w:tcW w:w="776" w:type="pct"/>
-          </w:tcPr>
-          <w:p>
-            <w:pPr>
-              <w:spacing w:after="0" w:line="240" w:lineRule="auto"/>
-              <w:ind w:firstLine="0"/>
-              <w:jc w:val="left"/>
-              <w:rPr>
-                <w:rFonts w:eastAsia="Times New Roman" w:cs="Times New Roman"/>
-                <w:kern w:val="0"/>
-                <w:sz w:val="20"/>
-                <w:szCs w:val="20"/>
-                <w:lang w:eastAsia="es-EC"/>
-                <w14:ligatures w14:val="none"/>
-              </w:rPr>
-            </w:pPr>
-            <w:r>
-              <w:t>31 de agosto</w:t>
-            </w:r>
-          </w:p>
-        </w:tc>
-        <w:tc>
-          <w:tcPr>
-            <w:tcW w:w="872" w:type="pct"/>
-          </w:tcPr>
-          <w:p>
-            <w:pPr>
-              <w:spacing w:after="0" w:line="240" w:lineRule="auto"/>
-              <w:ind w:firstLine="0"/>
-              <w:jc w:val="left"/>
-              <w:rPr>
-                <w:rFonts w:eastAsia="Times New Roman" w:cs="Times New Roman"/>
-                <w:kern w:val="0"/>
-                <w:sz w:val="20"/>
-                <w:szCs w:val="20"/>
-                <w:lang w:eastAsia="es-EC"/>
-                <w14:ligatures w14:val="none"/>
-              </w:rPr>
-            </w:pPr>
-            <w:r>
-              <w:t>Docente practicante, Estudiantes</w:t>
-            </w:r>
-          </w:p>
-        </w:tc>
-      </w:tr>
-      <w:tr>
-        <w:tc>
-          <w:tcPr>
-            <w:tcW w:w="332" w:type="pct"/>
-          </w:tcPr>
-          <w:p>
-            <w:pPr>
-              <w:spacing w:after="0" w:line="240" w:lineRule="auto"/>
-              <w:ind w:firstLine="0"/>
-              <w:jc w:val="center"/>
-              <w:rPr>
-                <w:rFonts w:eastAsia="Times New Roman" w:cs="Times New Roman"/>
-                <w:kern w:val="0"/>
-                <w:sz w:val="20"/>
-                <w:szCs w:val="20"/>
-                <w:lang w:eastAsia="es-EC"/>
-                <w14:ligatures w14:val="none"/>
-              </w:rPr>
-            </w:pPr>
-            <w:r>
-              <w:rPr>
-                <w:rFonts w:eastAsia="Times New Roman" w:cs="Times New Roman"/>
-                <w:kern w:val="0"/>
-                <w:lang w:eastAsia="es-EC"/>
-                <w14:ligatures w14:val="none"/>
-              </w:rPr>
-              <w:t>5</w:t>
-            </w:r>
-          </w:p>
-        </w:tc>
-        <w:tc>
-          <w:tcPr>
-            <w:tcW w:w="930" w:type="pct"/>
-          </w:tcPr>
-          <w:p>
-            <w:pPr>
-              <w:spacing w:after="0" w:line="240" w:lineRule="auto"/>
-              <w:ind w:firstLine="0"/>
-              <w:jc w:val="left"/>
-              <w:rPr>
-                <w:rFonts w:eastAsia="Times New Roman" w:cs="Times New Roman"/>
-                <w:kern w:val="0"/>
-                <w:sz w:val="20"/>
-                <w:szCs w:val="20"/>
-                <w:lang w:eastAsia="es-EC"/>
-                <w14:ligatures w14:val="none"/>
-              </w:rPr>
-            </w:pPr>
-            <w:r>
-              <w:t>Experimento sobre la desalinización del agua</w:t>
-            </w:r>
-          </w:p>
-        </w:tc>
-        <w:tc>
-          <w:tcPr>
-            <w:tcW w:w="2090" w:type="pct"/>
-          </w:tcPr>
-          <w:p>
-            <w:pPr>
-              <w:spacing w:after="0" w:line="240" w:lineRule="auto"/>
-              <w:ind w:firstLine="0"/>
-              <w:jc w:val="left"/>
-              <w:rPr>
-                <w:rFonts w:eastAsia="Times New Roman" w:cs="Times New Roman"/>
-                <w:kern w:val="0"/>
-                <w:sz w:val="20"/>
-                <w:szCs w:val="20"/>
-                <w:lang w:eastAsia="es-EC"/>
-                <w14:ligatures w14:val="none"/>
-              </w:rPr>
-            </w:pPr>
-            <w:r>
-              <w:t>Los estudiantes van a realizar un experimento sencillo sobre la desalinización del agua, trabajando en grupo y esperando su turno para participar.</w:t>
-            </w:r>
-          </w:p>
-        </w:tc>
-        <w:tc>
-          <w:tcPr>
-            <w:tcW w:w="776" w:type="pct"/>
-          </w:tcPr>
-          <w:p>
-            <w:pPr>
-              <w:spacing w:after="0" w:line="240" w:lineRule="auto"/>
-              <w:ind w:firstLine="0"/>
-              <w:jc w:val="left"/>
-              <w:rPr>
-                <w:rFonts w:eastAsia="Times New Roman" w:cs="Times New Roman"/>
-                <w:kern w:val="0"/>
-                <w:sz w:val="20"/>
-                <w:szCs w:val="20"/>
-                <w:lang w:eastAsia="es-EC"/>
-                <w14:ligatures w14:val="none"/>
-              </w:rPr>
-            </w:pPr>
-            <w:r>
-              <w:t>3 de septiembre</w:t>
-            </w:r>
-          </w:p>
-        </w:tc>
-        <w:tc>
-          <w:tcPr>
-            <w:tcW w:w="872" w:type="pct"/>
-          </w:tcPr>
-          <w:p>
-            <w:pPr>
-              <w:spacing w:after="0" w:line="240" w:lineRule="auto"/>
-              <w:ind w:firstLine="0"/>
-              <w:jc w:val="left"/>
-              <w:rPr>
-                <w:rFonts w:eastAsia="Times New Roman" w:cs="Times New Roman"/>
-                <w:kern w:val="0"/>
-                <w:sz w:val="20"/>
-                <w:szCs w:val="20"/>
-                <w:lang w:eastAsia="es-EC"/>
-                <w14:ligatures w14:val="none"/>
-              </w:rPr>
-            </w:pPr>
-            <w:r>
-              <w:t>Docente practicante, Estudiantes</w:t>
-            </w:r>
-          </w:p>
-        </w:tc>
-      </w:tr>
-      <w:tr>
-        <w:tc>
-          <w:tcPr>
-            <w:tcW w:w="332" w:type="pct"/>
-          </w:tcPr>
-          <w:p>
-            <w:pPr>
-              <w:spacing w:after="0" w:line="240" w:lineRule="auto"/>
-              <w:ind w:firstLine="0"/>
-              <w:jc w:val="center"/>
-              <w:rPr>
-                <w:rFonts w:eastAsia="Times New Roman" w:cs="Times New Roman"/>
-                <w:kern w:val="0"/>
-                <w:sz w:val="20"/>
-                <w:szCs w:val="20"/>
-                <w:lang w:eastAsia="es-EC"/>
-                <w14:ligatures w14:val="none"/>
-              </w:rPr>
-            </w:pPr>
-            <w:r>
-              <w:rPr>
-                <w:rFonts w:eastAsia="Times New Roman" w:cs="Times New Roman"/>
-                <w:kern w:val="0"/>
-                <w:lang w:eastAsia="es-EC"/>
-                <w14:ligatures w14:val="none"/>
-              </w:rPr>
-              <w:t>6</w:t>
-            </w:r>
-          </w:p>
-        </w:tc>
-        <w:tc>
-          <w:tcPr>
-            <w:tcW w:w="930" w:type="pct"/>
-          </w:tcPr>
-          <w:p>
-            <w:pPr>
-              <w:spacing w:after="0" w:line="240" w:lineRule="auto"/>
-              <w:ind w:firstLine="0"/>
-              <w:jc w:val="left"/>
-              <w:rPr>
-                <w:rFonts w:eastAsia="Times New Roman" w:cs="Times New Roman"/>
-                <w:kern w:val="0"/>
-                <w:sz w:val="20"/>
-                <w:szCs w:val="20"/>
-                <w:lang w:eastAsia="es-EC"/>
-                <w14:ligatures w14:val="none"/>
-              </w:rPr>
-            </w:pPr>
-            <w:r>
-              <w:t>Biografías de ecuatorianos ejemplares</w:t>
-            </w:r>
-          </w:p>
-        </w:tc>
-        <w:tc>
-          <w:tcPr>
-            <w:tcW w:w="2090" w:type="pct"/>
-          </w:tcPr>
-          <w:p>
-            <w:pPr>
-              <w:spacing w:after="0" w:line="240" w:lineRule="auto"/>
-              <w:ind w:firstLine="0"/>
-              <w:jc w:val="left"/>
-              <w:rPr>
-                <w:rFonts w:eastAsia="Times New Roman" w:cs="Times New Roman"/>
-                <w:kern w:val="0"/>
-                <w:sz w:val="20"/>
-                <w:szCs w:val="20"/>
-                <w:lang w:eastAsia="es-EC"/>
-                <w14:ligatures w14:val="none"/>
-              </w:rPr>
-            </w:pPr>
-            <w:r>
-              <w:t>Los estudiantes van a conocer la vida de ecuatorianos ejemplares, conversando sobre el respeto y la empatía como cierre del proceso.</w:t>
-            </w:r>
-          </w:p>
-        </w:tc>
-        <w:tc>
-          <w:tcPr>
-            <w:tcW w:w="776" w:type="pct"/>
-          </w:tcPr>
-          <w:p>
-            <w:pPr>
-              <w:spacing w:after="0" w:line="240" w:lineRule="auto"/>
-              <w:ind w:firstLine="0"/>
-              <w:jc w:val="left"/>
-              <w:rPr>
-                <w:rFonts w:eastAsia="Times New Roman" w:cs="Times New Roman"/>
-                <w:kern w:val="0"/>
-                <w:sz w:val="20"/>
-                <w:szCs w:val="20"/>
-                <w:lang w:eastAsia="es-EC"/>
-                <w14:ligatures w14:val="none"/>
-              </w:rPr>
-            </w:pPr>
-            <w:r>
-              <w:t>7 de septiembre</w:t>
-            </w:r>
-          </w:p>
-        </w:tc>
-        <w:tc>
-          <w:tcPr>
-            <w:tcW w:w="872" w:type="pct"/>
-          </w:tcPr>
-          <w:p>
-            <w:pPr>
-              <w:spacing w:after="0" w:line="240" w:lineRule="auto"/>
-              <w:ind w:firstLine="0"/>
-              <w:jc w:val="left"/>
-              <w:rPr>
-                <w:rFonts w:eastAsia="Times New Roman" w:cs="Times New Roman"/>
-                <w:kern w:val="0"/>
-                <w:sz w:val="20"/>
-                <w:szCs w:val="20"/>
-                <w:lang w:eastAsia="es-EC"/>
-                <w14:ligatures w14:val="none"/>
-              </w:rPr>
-            </w:pPr>
-            <w:r>
-              <w:t>Docente practicante, Estudiantes</w:t>
+              <w:t xml:space="preserve">Nickol Alejandra Castillo Caicedo</w:t>
             </w:r>
           </w:p>
         </w:tc>
@@ -6570,26 +4232,8 @@
           <w:bCs/>
         </w:rPr>
         <w:t xml:space="preserve">Tabla </w:t>
-      </w:r>
-      <w:r>
-        <w:rPr>
-          <w:b/>
-          <w:bCs/>
-        </w:rPr>
         <w:fldChar w:fldCharType="begin"/>
-      </w:r>
-      <w:r>
-        <w:rPr>
-          <w:b/>
-          <w:bCs/>
-        </w:rPr>
         <w:instrText xml:space="preserve"> SEQ Tabla \* ARABIC </w:instrText>
-      </w:r>
-      <w:r>
-        <w:rPr>
-          <w:b/>
-          <w:bCs/>
-        </w:rPr>
         <w:fldChar w:fldCharType="separate"/>
       </w:r>
       <w:r>
@@ -6606,19 +4250,7 @@
           <w:bCs/>
         </w:rPr>
         <w:fldChar w:fldCharType="end"/>
-      </w:r>
-      <w:r>
-        <w:rPr>
-          <w:b/>
-          <w:bCs/>
-        </w:rPr>
         <w:t xml:space="preserve"> </w:t>
-      </w:r>
-      <w:r>
-        <w:rPr>
-          <w:b/>
-          <w:bCs/>
-        </w:rPr>
         <w:br/>
       </w:r>
       <w:r>
@@ -6661,7 +4293,7 @@
                 <w:b/>
                 <w:bCs/>
               </w:rPr>
-              <w:t>Semana/Fecha</w:t>
+              <w:t xml:space="preserve">Semana</w:t>
             </w:r>
           </w:p>
         </w:tc>
@@ -6685,7 +4317,7 @@
                 <w:b/>
                 <w:bCs/>
               </w:rPr>
-              <w:t>Actividad</w:t>
+              <w:t xml:space="preserve">Actividades</w:t>
             </w:r>
           </w:p>
         </w:tc>
@@ -6709,7 +4341,7 @@
                 <w:b/>
                 <w:bCs/>
               </w:rPr>
-              <w:t>Responsable</w:t>
+              <w:t xml:space="preserve">Responsable</w:t>
             </w:r>
           </w:p>
         </w:tc>
@@ -6731,7 +4363,7 @@
               </w:rPr>
             </w:pPr>
             <w:r>
-              <w:t>Semana 1 - 18 de agosto</w:t>
+              <w:t xml:space="preserve">Semana 1</w:t>
             </w:r>
           </w:p>
         </w:tc>
@@ -6748,7 +4380,7 @@
               </w:rPr>
             </w:pPr>
             <w:r>
-              <w:t>Colores en inglés a través del juego</w:t>
+              <w:t xml:space="preserve">“Conociendo nuestras emociones” y “El semáforo de las emociones”</w:t>
             </w:r>
           </w:p>
         </w:tc>
@@ -6765,7 +4397,7 @@
               </w:rPr>
             </w:pPr>
             <w:r>
-              <w:t>Docente practicante, Estudiantes</w:t>
+              <w:t xml:space="preserve">Nickol Alejandra Castillo Caicedo</w:t>
             </w:r>
           </w:p>
         </w:tc>
@@ -6787,7 +4419,7 @@
               </w:rPr>
             </w:pPr>
             <w:r>
-              <w:t>Semana 2 - 24 de agosto</w:t>
+              <w:t xml:space="preserve">Semana 2</w:t>
             </w:r>
           </w:p>
         </w:tc>
@@ -6804,7 +4436,7 @@
               </w:rPr>
             </w:pPr>
             <w:r>
-              <w:t>Investigación sobre los seres vivos y su hábitat</w:t>
+              <w:t xml:space="preserve">“Respiro, pienso y actúo”</w:t>
             </w:r>
           </w:p>
         </w:tc>
@@ -6821,7 +4453,7 @@
               </w:rPr>
             </w:pPr>
             <w:r>
-              <w:t>Docente practicante, Estudiantes</w:t>
+              <w:t xml:space="preserve">Nickol Alejandra Castillo Caicedo</w:t>
             </w:r>
           </w:p>
         </w:tc>
@@ -6843,7 +4475,7 @@
               </w:rPr>
             </w:pPr>
             <w:r>
-              <w:t>Semana 2 – 27 de agosto</w:t>
+              <w:t xml:space="preserve">Semana 3</w:t>
             </w:r>
           </w:p>
         </w:tc>
@@ -6860,7 +4492,7 @@
               </w:rPr>
             </w:pPr>
             <w:r>
-              <w:t>Práctica de restas con reagrupación hasta el 99</w:t>
+              <w:t xml:space="preserve">“La mesa de la paz”</w:t>
             </w:r>
           </w:p>
         </w:tc>
@@ -6877,7 +4509,7 @@
               </w:rPr>
             </w:pPr>
             <w:r>
-              <w:t>Docente practicante, Estudiantes</w:t>
+              <w:t xml:space="preserve">Nickol Alejandra Castillo Caicedo</w:t>
             </w:r>
           </w:p>
         </w:tc>
@@ -6899,8 +4531,7 @@
               </w:rPr>
             </w:pPr>
             <w:r>
-              <w:lastRenderedPageBreak/>
-              <w:t>Semana 3 – 31 de agosto</w:t>
+              <w:t xml:space="preserve">Semana 4</w:t>
             </w:r>
           </w:p>
         </w:tc>
@@ -6917,7 +4548,7 @@
               </w:rPr>
             </w:pPr>
             <w:r>
-              <w:t>Conocimiento de las parroquias urbanas y rurales</w:t>
+              <w:t xml:space="preserve">“Juntos lo logramos”</w:t>
             </w:r>
           </w:p>
         </w:tc>
@@ -6934,7 +4565,7 @@
               </w:rPr>
             </w:pPr>
             <w:r>
-              <w:t>Docente practicante, Estudiantes</w:t>
+              <w:t xml:space="preserve">Nickol Alejandra Castillo Caicedo</w:t>
             </w:r>
           </w:p>
         </w:tc>
@@ -6956,7 +4587,7 @@
               </w:rPr>
             </w:pPr>
             <w:r>
-              <w:t>Semana 3 – 3 de septiembre</w:t>
+              <w:t xml:space="preserve">Semana 5</w:t>
             </w:r>
           </w:p>
         </w:tc>
@@ -6973,7 +4604,7 @@
               </w:rPr>
             </w:pPr>
             <w:r>
-              <w:t>Experimento sobre la desalinización del agua</w:t>
+              <w:t xml:space="preserve">“Nuestro pacto de convivencia”</w:t>
             </w:r>
           </w:p>
         </w:tc>
@@ -6990,63 +4621,7 @@
               </w:rPr>
             </w:pPr>
             <w:r>
-              <w:t>Docente practicante, Estudiantes</w:t>
-            </w:r>
-          </w:p>
-        </w:tc>
-      </w:tr>
-      <w:tr>
-        <w:trPr>
-          <w:trHeight w:val="20"/>
-        </w:trPr>
-        <w:tc>
-          <w:tcPr>
-            <w:tcW w:w="1415" w:type="pct"/>
-          </w:tcPr>
-          <w:p>
-            <w:pPr>
-              <w:spacing w:line="240" w:lineRule="auto"/>
-              <w:ind w:firstLine="0"/>
-              <w:rPr>
-                <w:rFonts w:cs="Times New Roman"/>
-              </w:rPr>
-            </w:pPr>
-            <w:r>
-              <w:t>Semana 4 – 7 de septiembre</w:t>
-            </w:r>
-          </w:p>
-        </w:tc>
-        <w:tc>
-          <w:tcPr>
-            <w:tcW w:w="2076" w:type="pct"/>
-          </w:tcPr>
-          <w:p>
-            <w:pPr>
-              <w:spacing w:line="240" w:lineRule="auto"/>
-              <w:ind w:firstLine="0"/>
-              <w:rPr>
-                <w:rFonts w:cs="Times New Roman"/>
-              </w:rPr>
-            </w:pPr>
-            <w:r>
-              <w:t>Biografías de ecuatorianos ejemplares</w:t>
-            </w:r>
-          </w:p>
-        </w:tc>
-        <w:tc>
-          <w:tcPr>
-            <w:tcW w:w="1509" w:type="pct"/>
-          </w:tcPr>
-          <w:p>
-            <w:pPr>
-              <w:spacing w:line="240" w:lineRule="auto"/>
-              <w:ind w:firstLine="0"/>
-              <w:rPr>
-                <w:rFonts w:cs="Times New Roman"/>
-              </w:rPr>
-            </w:pPr>
-            <w:r>
-              <w:t>Docente practicante, Estudiantes</w:t>
+              <w:t xml:space="preserve">Nickol Alejandra Castillo Caicedo</w:t>
             </w:r>
           </w:p>
         </w:tc>
@@ -7074,19 +4649,7 @@
         <w:ind w:firstLine="0"/>
       </w:pPr>
       <w:r>
-        <w:t xml:space="preserve">La evaluación del proyecto se </w:t>
-      </w:r>
-      <w:r>
-        <w:t>realizó</w:t>
-      </w:r>
-      <w:r>
-        <w:t xml:space="preserve"> durante los talleres, usando como evidencia lo que se observó con los estudiantes de cuarto año en cada </w:t>
-      </w:r>
-      <w:r>
-        <w:t>clase</w:t>
-      </w:r>
-      <w:r>
-        <w:t>:</w:t>
+        <w:t xml:space="preserve">La evaluación del proyecto se realizó durante los talleres, usando como evidencia lo que se observó con los estudiantes de cuarto año en cada clase:</w:t>
       </w:r>
     </w:p>
     <w:p>
@@ -7326,11 +4889,7 @@
               </w:pPr>
               <w:r>
                 <w:fldChar w:fldCharType="begin"/>
-              </w:r>
-              <w:r>
                 <w:instrText>BIBLIOGRAPHY</w:instrText>
-              </w:r>
-              <w:r>
                 <w:fldChar w:fldCharType="separate"/>
               </w:r>
               <w:r>
@@ -8424,13 +5983,7 @@
               <w:rPr>
                 <w:rFonts w:cs="Times New Roman"/>
               </w:rPr>
-              <w:t>Aprobado por</w:t>
-            </w:r>
-            <w:r>
-              <w:rPr>
-                <w:rFonts w:cs="Times New Roman"/>
-              </w:rPr>
-              <w:t>:</w:t>
+              <w:t>Aprobado por:</w:t>
             </w:r>
           </w:p>
         </w:tc>
@@ -8464,13 +6017,7 @@
               <w:rPr>
                 <w:rFonts w:cs="Times New Roman"/>
               </w:rPr>
-              <w:t>D</w:t>
-            </w:r>
-            <w:r>
-              <w:rPr>
-                <w:rFonts w:cs="Times New Roman"/>
-              </w:rPr>
-              <w:t>irector de vinculación y prácticas.</w:t>
+              <w:t>Director de vinculación y prácticas.</w:t>
             </w:r>
           </w:p>
         </w:tc>

--- a/NIKOL_PROYECTO_DE_VINCULACION.docx
+++ b/NIKOL_PROYECTO_DE_VINCULACION.docx
@@ -3096,6 +3096,11 @@
       <w:bookmarkEnd w:id="13"/>
     </w:p>
     <w:p>
+      <w:r>
+        <w:t>En este proyecto se utilizaron tres enfoques: educativo, participativo y asistencial. Se eligieron en conjunto porque la dificultad de los niños de cuarto año para reconocer sus emociones y resolver sus conflictos no se soluciona solo con explicar el tema. Los niños necesitaban aprender qué son las emociones, practicar con sus compañeros cómo manejarlas y, en algunos casos, recibir un acompañamiento más cercano. Cada enfoque responde a una de estas necesidades.</w:t>
+      </w:r>
+    </w:p>
+    <w:p>
       <w:pPr>
         <w:pStyle w:val="Ttulo2"/>
       </w:pPr>
@@ -3132,7 +3137,7 @@
         </w:sdtContent>
       </w:sdt>
       <w:r>
-        <w:t xml:space="preserve">. En este proyecto cada taller tuvo un tema claro con una explicación sencilla y ejemplos cercanos a la edad de los estudiantes como el aula y el juego. Los estudiantes no solo escucharon el tema sino que también lo practicaron en cada clase.</w:t>
+        <w:t xml:space="preserve">. Se eligió este enfoque porque los niños no sabían nombrar lo que sentían ni cómo controlarlo, por lo que primero era necesario enseñarles de forma sencilla qué son las emociones y qué pueden hacer con ellas. En este proyecto cada taller tuvo un tema claro con una explicación sencilla y ejemplos cercanos a la edad de los niños, como el aula y el juego. Los niños no solo escucharon el tema, sino que también lo practicaron en cada clase.</w:t>
       </w:r>
     </w:p>
     <w:p>
@@ -3172,7 +3177,32 @@
         </w:sdtContent>
       </w:sdt>
       <w:r>
-        <w:t>. En los talleres se aplicó con dinámicas de grupo y conversaciones donde los estudiantes daban su opinión y proponían cómo resolver los desacuerdos que surgían. No se les dio todo resuelto, sino que ellos mismos pensaron formas de actuar frente a un conflicto y se sintieron parte del proceso.</w:t>
+        <w:t xml:space="preserve">. Se eligió este enfoque porque el manejo de las emociones y la resolución de conflictos no se aprenden solo escuchando, sino practicando con los compañeros en situaciones parecidas a las que viven en el aula. Las metodologías activas y participativas convierten al estudiante en protagonista de su propio aprendizaje </w:t>
+      </w:r>
+      <w:sdt>
+        <w:sdtPr>
+          <w:id w:val="1847562013"/>
+          <w:citation/>
+        </w:sdtPr>
+        <w:sdtContent>
+          <w:r>
+            <w:fldChar w:fldCharType="begin"/>
+            <w:instrText xml:space="preserve"> CITATION ED86f1f5c018f44982 \l 12298 </w:instrText>
+            <w:fldChar w:fldCharType="separate"/>
+          </w:r>
+          <w:r>
+            <w:rPr>
+              <w:noProof/>
+            </w:rPr>
+            <w:t>(Mera Holguín et al., 2025)</w:t>
+          </w:r>
+          <w:r>
+            <w:fldChar w:fldCharType="end"/>
+          </w:r>
+        </w:sdtContent>
+      </w:sdt>
+      <w:r>
+        <w:t>. En los talleres se aplicó con dinámicas de grupo y conversaciones donde los niños daban su opinión y proponían cómo resolver los desacuerdos que surgían. No se les dio todo resuelto, sino que ellos mismos pensaron formas de actuar frente a un conflicto y se sintieron parte del proceso.</w:t>
       </w:r>
     </w:p>
     <w:p>
@@ -3212,7 +3242,7 @@
         </w:sdtContent>
       </w:sdt>
       <w:r>
-        <w:t>. Esa ayuda se dio acompañando de cerca a los niños con más dificultad para controlar sus emociones y resolver sus conflictos hablando con ellos y ayudándolos a calmarse cuando lo necesitaban. El proyecto no solo enseñó el tema, sino que también atendió lo que cada estudiante necesitaba.</w:t>
+        <w:t>. Se eligió este enfoque porque no todos los niños tenían el mismo nivel de dificultad y algunos necesitaban más apoyo para calmarse y expresar lo que sentían. Esa ayuda se dio acompañando de cerca a los niños con más dificultad para controlar sus emociones y resolver sus conflictos, hablando con ellos y ayudándolos a calmarse cuando lo necesitaban. El proyecto no solo enseñó el tema, sino que también atendió lo que cada niño necesitaba.</w:t>
       </w:r>
     </w:p>
     <w:p>
@@ -3496,7 +3526,7 @@
                 <w:lang w:eastAsia="es-EC"/>
                 <w14:ligatures w14:val="none"/>
               </w:rPr>
-              <w:t xml:space="preserve">Se muestran a los niños tarjetas con caritas de alegría, tristeza, enojo, miedo y frustración. Cada niño escoge la carita que muestra cómo se siente en momentos del día escolar, como el recreo, los juegos o las tareas, y cuenta por qué se siente así. Con sus respuestas se identifican las emociones más frecuentes del grupo y los niños que tienen más dificultad para expresarlas.</w:t>
+              <w:t xml:space="preserve">Con tarjetas de caritas, los niños expresan cómo se sienten en el recreo, los juegos y las tareas.</w:t>
             </w:r>
           </w:p>
         </w:tc>
@@ -3610,7 +3640,7 @@
                 <w:lang w:eastAsia="es-EC"/>
                 <w14:ligatures w14:val="none"/>
               </w:rPr>
-              <w:t xml:space="preserve">Se leen situaciones comunes del aula, como perder en un juego, recibir una burla o no ser escogido para un grupo. Los niños levantan una paleta verde, amarilla o roja según lo tranquilos o molestos que se sentirían en cada situación. Luego conversan sobre cómo suelen reaccionar, lo que permite conocer qué situaciones generan más conflictos entre compañeros.</w:t>
+              <w:t xml:space="preserve">Los niños levantan paletas de colores según cómo se sentirían ante burlas o juegos perdidos.</w:t>
             </w:r>
           </w:p>
         </w:tc>
@@ -3733,7 +3763,7 @@
                 <w:lang w:eastAsia="es-EC"/>
                 <w14:ligatures w14:val="none"/>
               </w:rPr>
-              <w:t xml:space="preserve">Los niños colorean un termómetro para mostrar qué tan fuerte es su enojo, tristeza o frustración en distintas situaciones. Después aprenden técnicas sencillas para calmarse: la respiración del globo, la técnica de la tortuga y contar hasta diez. Por último las practican en parejas con ejemplos de situaciones que les causan malestar.</w:t>
+              <w:t xml:space="preserve">Los niños miden su enojo en un termómetro y practican la respiración del globo y la técnica de la tortuga.</w:t>
             </w:r>
           </w:p>
         </w:tc>
@@ -3856,7 +3886,7 @@
                 <w:lang w:eastAsia="es-EC"/>
                 <w14:ligatures w14:val="none"/>
               </w:rPr>
-              <w:t xml:space="preserve">Los niños aprenden cuatro pasos para resolver un desacuerdo: calmarse, decir lo que sienten con la frase “yo me siento… cuando…”, escuchar al compañero sin interrumpir y buscar juntos una solución. En parejas representan conflictos comunes del aula, como pelear por un material o por el turno en un juego, y los resuelven frente al grupo aplicando estos pasos.</w:t>
+              <w:t xml:space="preserve">En parejas, los niños representan conflictos del aula y los resuelven calmándose, escuchando y llegando a un acuerdo.</w:t>
             </w:r>
           </w:p>
         </w:tc>
@@ -3979,7 +4009,7 @@
                 <w:lang w:eastAsia="es-EC"/>
                 <w14:ligatures w14:val="none"/>
               </w:rPr>
-              <w:t xml:space="preserve">Los niños forman equipos y realizan juegos en los que solo pueden ganar si todos colaboran, como armar un rompecabezas grande o llevar un globo sin usar las manos. Al terminar cada juego conversan sobre cómo se sintieron, cómo se ayudaron y qué hicieron cuando no estaban de acuerdo. Así practican el respeto, la empatía y el trabajo en equipo.</w:t>
+              <w:t xml:space="preserve">Los niños realizan juegos en equipo donde solo ganan si todos colaboran, y luego conversan sobre cómo se ayudaron.</w:t>
             </w:r>
           </w:p>
         </w:tc>
@@ -4102,7 +4132,7 @@
                 <w:lang w:eastAsia="es-EC"/>
                 <w14:ligatures w14:val="none"/>
               </w:rPr>
-              <w:t xml:space="preserve">Los niños recuerdan lo aprendido mostrando con ejemplos cómo reconocen sus emociones, cómo se calman y cómo resuelven un desacuerdo. Después proponen entre todos acuerdos para convivir mejor, los escriben en un papelógrafo y los firman con su huella como compromiso. El pacto queda pegado en el aula para recordarlo cada día.</w:t>
+              <w:t xml:space="preserve">Los niños repasan lo aprendido, proponen acuerdos de convivencia para el aula y los firman con su huella.</w:t>
             </w:r>
           </w:p>
         </w:tc>
@@ -4170,7 +4200,7 @@
         <w:rPr>
           <w:rFonts w:cs="Times New Roman"/>
         </w:rPr>
-        <w:t>Humanos: Docente practicante, docente tutora del aula y estudiantes del grado.</w:t>
+        <w:t>Humanos: Docente practicante, docente tutora del aula y niños de cuarto año de básica.</w:t>
       </w:r>
     </w:p>
     <w:p>
@@ -4188,7 +4218,7 @@
         <w:rPr>
           <w:rFonts w:cs="Times New Roman"/>
         </w:rPr>
-        <w:t>Materiales: Cuadernos, hojas, papel bond, lápices, borradores, esferos, colores, pintura, marcadores, pizarra y libro de lectura Nacho Lee.</w:t>
+        <w:t>Materiales: Tarjetas con caritas de emociones, paletas de colores verde, amarilla y roja, hojas con el dibujo del termómetro de las emociones, papelógrafos, marcadores, colores, lápices, cinta adhesiva, globos, rompecabezas grande, pintura para las huellas y pizarra.</w:t>
       </w:r>
     </w:p>
     <w:p>
@@ -4649,7 +4679,7 @@
         <w:ind w:firstLine="0"/>
       </w:pPr>
       <w:r>
-        <w:t xml:space="preserve">La evaluación del proyecto se realizó durante los talleres, usando como evidencia lo que se observó con los estudiantes de cuarto año en cada clase:</w:t>
+        <w:t xml:space="preserve">La evaluación del proyecto se realizó durante los talleres, usando como evidencia lo que se observó con los niños de cuarto año en cada actividad:</w:t>
       </w:r>
     </w:p>
     <w:p>
@@ -4664,10 +4694,10 @@
           <w:b/>
           <w:bCs/>
         </w:rPr>
-        <w:t>Observación diaria:</w:t>
-      </w:r>
-      <w:r>
-        <w:t xml:space="preserve"> en cada taller se observó el comportamiento de los estudiantes y la forma en que expresaban sus emociones, para saber quiénes tenían más dificultad para controlarse o hablar con calma.</w:t>
+        <w:t>Diagnóstico inicial:</w:t>
+      </w:r>
+      <w:r>
+        <w:t xml:space="preserve"> las actividades con las tarjetas de caritas y el semáforo de las emociones permitieron conocer las emociones más frecuentes del grupo y las situaciones que generaban más conflictos entre compañeros.</w:t>
       </w:r>
     </w:p>
     <w:p>
@@ -4685,7 +4715,7 @@
         <w:t>Seguimiento individual:</w:t>
       </w:r>
       <w:r>
-        <w:t xml:space="preserve"> se trabajó de cerca con los niños que mostraban más dificultad para controlar el enojo o para decir lo que sentían, acompañándolos en cada taller para ver su progreso.</w:t>
+        <w:t xml:space="preserve"> en cada taller se observó el comportamiento de los niños y se trabajó de cerca con quienes mostraban más dificultad para controlar el enojo o para decir lo que sentían, acompañándolos para ver su progreso.</w:t>
       </w:r>
     </w:p>
     <w:p>
@@ -4700,10 +4730,10 @@
           <w:b/>
           <w:bCs/>
         </w:rPr>
-        <w:t>Participación en las dinámicas:</w:t>
-      </w:r>
-      <w:r>
-        <w:t xml:space="preserve"> las dinámicas al inicio de cada taller sirvieron para ver el interés y las ganas de participar de los estudiantes en las actividades sobre emociones y resolución de conflictos.</w:t>
+        <w:t>Uso de técnicas de calma:</w:t>
+      </w:r>
+      <w:r>
+        <w:t xml:space="preserve"> se observó si los niños usaban la respiración del globo, la técnica de la tortuga o contar hasta diez cuando sentían enojo o frustración.</w:t>
       </w:r>
     </w:p>
     <w:p>
@@ -4718,10 +4748,10 @@
           <w:b/>
           <w:bCs/>
         </w:rPr>
-        <w:t>Trabajo con la familia:</w:t>
-      </w:r>
-      <w:r>
-        <w:t xml:space="preserve"> la reunión con las madres de familia sirvió para hablar sobre el comportamiento de los niños en casa y reforzar en el hogar lo aprendido en los talleres.</w:t>
+        <w:t>Resolución de conflictos:</w:t>
+      </w:r>
+      <w:r>
+        <w:t xml:space="preserve"> en “La mesa de la paz” se revisó si los niños seguían los pasos para resolver un desacuerdo, hablando con calma y escuchando a su compañero.</w:t>
       </w:r>
     </w:p>
     <w:p>
@@ -4736,15 +4766,33 @@
           <w:b/>
           <w:bCs/>
         </w:rPr>
+        <w:t>Trabajo en equipo:</w:t>
+      </w:r>
+      <w:r>
+        <w:t xml:space="preserve"> los juegos cooperativos sirvieron para ver el respeto entre compañeros, la ayuda mutua y la forma en que se ponían de acuerdo.</w:t>
+      </w:r>
+    </w:p>
+    <w:p>
+      <w:pPr>
+        <w:numPr>
+          <w:ilvl w:val="0"/>
+          <w:numId w:val="24"/>
+        </w:numPr>
+      </w:pPr>
+      <w:r>
+        <w:rPr>
+          <w:b/>
+          <w:bCs/>
+        </w:rPr>
         <w:t>Cierre del proyecto:</w:t>
       </w:r>
       <w:r>
-        <w:t xml:space="preserve"> la participación de los estudiantes en la actividad de cierre mostró que aprendieron a respetar a sus compañeros, a trabajar en equipo y a resolver sus diferencias hablando en lugar de pelear.</w:t>
-      </w:r>
-    </w:p>
-    <w:p>
-      <w:r>
-        <w:t>Con lo observado se pudo ver que los estudiantes lograron reconocer sus emociones y resolver sus diferencias mediante el diálogo. También mostraron más respeto entre compañeros y más ganas de trabajar en equipo durante los talleres. Esto muestra que el trabajo realizado ayudó a mejorar la forma en que los niños manejan sus emociones y solucionan los conflictos en el aula.</w:t>
+        <w:t xml:space="preserve"> la elaboración del pacto de convivencia mostró lo que los niños aprendieron y su compromiso de resolver sus diferencias hablando en lugar de pelear.</w:t>
+      </w:r>
+    </w:p>
+    <w:p>
+      <w:r>
+        <w:t>Con lo observado se pudo ver que los niños lograron reconocer sus emociones, usar técnicas sencillas para calmarse y resolver sus diferencias mediante el diálogo. También mostraron más respeto entre compañeros y más ganas de trabajar en equipo durante los talleres. Esto muestra que el trabajo realizado ayudó a mejorar la forma en que los niños manejan sus emociones y solucionan los conflictos en el aula.</w:t>
       </w:r>
     </w:p>
     <w:p>
